--- a/Collapse Hawking Bridge/monograph/theorems_en.docx
+++ b/Collapse Hawking Bridge/monograph/theorems_en.docx
@@ -4,7 +4,7 @@
   <w:body>
     <w:tbl>
       <w:tblPr>
-        <w:tblW w:type="pct" w:w="100%"/>
+        <w:tblW w:type="pct" w:w="5000"/>
         <w:tblBorders>
           <w:top w:val="none" w:color="FFFFFF" w:sz="0"/>
           <w:left w:val="none" w:color="FFFFFF" w:sz="0"/>
@@ -16,7 +16,7 @@
         <w:tblLayout w:type="fixed"/>
       </w:tblPr>
       <w:tblGrid>
-        <w:gridCol w:w="100"/>
+        <w:gridCol w:w="11906"/>
       </w:tblGrid>
       <w:tr>
         <w:trPr>
@@ -242,11 +242,891 @@
       </w:sdtPr>
       <w:sdtContent>
         <w:p>
+          <w:pPr>
+            <w:pStyle w:val="TOC1"/>
+            <w:tabs>
+              <w:tab w:val="right" w:pos="8788" w:leader="dot"/>
+            </w:tabs>
+          </w:pPr>
           <w:r>
             <w:fldChar w:fldCharType="begin" w:dirty="true"/>
             <w:instrText xml:space="preserve">TOC \h \o "1-3"</w:instrText>
             <w:fldChar w:fldCharType="separate"/>
           </w:r>
+          <w:hyperlink w:history="1" w:anchor="_Toc1">
+            <w:r>
+              <w:t xml:space="preserve">1. Introduction and status of statements</w:t>
+            </w:r>
+            <w:r>
+              <w:tab/>
+            </w:r>
+            <w:r>
+              <w:fldChar w:fldCharType="begin" w:dirty="true"/>
+              <w:instrText xml:space="preserve">PAGEREF _Toc1 \h</w:instrText>
+              <w:fldChar w:fldCharType="separate"/>
+              <w:fldChar w:fldCharType="end"/>
+            </w:r>
+          </w:hyperlink>
+        </w:p>
+        <w:p>
+          <w:pPr>
+            <w:pStyle w:val="TOC1"/>
+            <w:tabs>
+              <w:tab w:val="right" w:pos="8788" w:leader="dot"/>
+            </w:tabs>
+          </w:pPr>
+          <w:hyperlink w:history="1" w:anchor="_Toc2">
+            <w:r>
+              <w:t xml:space="preserve">2. Notation and definitions</w:t>
+            </w:r>
+            <w:r>
+              <w:tab/>
+            </w:r>
+            <w:r>
+              <w:fldChar w:fldCharType="begin" w:dirty="true"/>
+              <w:instrText xml:space="preserve">PAGEREF _Toc2 \h</w:instrText>
+              <w:fldChar w:fldCharType="separate"/>
+              <w:fldChar w:fldCharType="end"/>
+            </w:r>
+          </w:hyperlink>
+        </w:p>
+        <w:p>
+          <w:pPr>
+            <w:pStyle w:val="TOC1"/>
+            <w:tabs>
+              <w:tab w:val="right" w:pos="8788" w:leader="dot"/>
+            </w:tabs>
+          </w:pPr>
+          <w:hyperlink w:history="1" w:anchor="_Toc3">
+            <w:r>
+              <w:t xml:space="preserve">3. T1 - The exact Page fraction</w:t>
+            </w:r>
+            <w:r>
+              <w:tab/>
+            </w:r>
+            <w:r>
+              <w:fldChar w:fldCharType="begin" w:dirty="true"/>
+              <w:instrText xml:space="preserve">PAGEREF _Toc3 \h</w:instrText>
+              <w:fldChar w:fldCharType="separate"/>
+              <w:fldChar w:fldCharType="end"/>
+            </w:r>
+          </w:hyperlink>
+        </w:p>
+        <w:p>
+          <w:pPr>
+            <w:pStyle w:val="TOC2"/>
+            <w:tabs>
+              <w:tab w:val="right" w:pos="8788" w:leader="dot"/>
+            </w:tabs>
+            <w:ind w:left="220"/>
+          </w:pPr>
+          <w:hyperlink w:history="1" w:anchor="_Toc4">
+            <w:r>
+              <w:t xml:space="preserve">3.1. Conditions</w:t>
+            </w:r>
+            <w:r>
+              <w:tab/>
+            </w:r>
+            <w:r>
+              <w:fldChar w:fldCharType="begin" w:dirty="true"/>
+              <w:instrText xml:space="preserve">PAGEREF _Toc4 \h</w:instrText>
+              <w:fldChar w:fldCharType="separate"/>
+              <w:fldChar w:fldCharType="end"/>
+            </w:r>
+          </w:hyperlink>
+        </w:p>
+        <w:p>
+          <w:pPr>
+            <w:pStyle w:val="TOC2"/>
+            <w:tabs>
+              <w:tab w:val="right" w:pos="8788" w:leader="dot"/>
+            </w:tabs>
+            <w:ind w:left="220"/>
+          </w:pPr>
+          <w:hyperlink w:history="1" w:anchor="_Toc5">
+            <w:r>
+              <w:t xml:space="preserve">3.2. Proof</w:t>
+            </w:r>
+            <w:r>
+              <w:tab/>
+            </w:r>
+            <w:r>
+              <w:fldChar w:fldCharType="begin" w:dirty="true"/>
+              <w:instrText xml:space="preserve">PAGEREF _Toc5 \h</w:instrText>
+              <w:fldChar w:fldCharType="separate"/>
+              <w:fldChar w:fldCharType="end"/>
+            </w:r>
+          </w:hyperlink>
+        </w:p>
+        <w:p>
+          <w:pPr>
+            <w:pStyle w:val="TOC2"/>
+            <w:tabs>
+              <w:tab w:val="right" w:pos="8788" w:leader="dot"/>
+            </w:tabs>
+            <w:ind w:left="220"/>
+          </w:pPr>
+          <w:hyperlink w:history="1" w:anchor="_Toc6">
+            <w:r>
+              <w:t xml:space="preserve">3.3. Verification and status</w:t>
+            </w:r>
+            <w:r>
+              <w:tab/>
+            </w:r>
+            <w:r>
+              <w:fldChar w:fldCharType="begin" w:dirty="true"/>
+              <w:instrText xml:space="preserve">PAGEREF _Toc6 \h</w:instrText>
+              <w:fldChar w:fldCharType="separate"/>
+              <w:fldChar w:fldCharType="end"/>
+            </w:r>
+          </w:hyperlink>
+        </w:p>
+        <w:p>
+          <w:pPr>
+            <w:pStyle w:val="TOC1"/>
+            <w:tabs>
+              <w:tab w:val="right" w:pos="8788" w:leader="dot"/>
+            </w:tabs>
+          </w:pPr>
+          <w:hyperlink w:history="1" w:anchor="_Toc7">
+            <w:r>
+              <w:t xml:space="preserve">4. T2 - Uniqueness of the CMB contact point</w:t>
+            </w:r>
+            <w:r>
+              <w:tab/>
+            </w:r>
+            <w:r>
+              <w:fldChar w:fldCharType="begin" w:dirty="true"/>
+              <w:instrText xml:space="preserve">PAGEREF _Toc7 \h</w:instrText>
+              <w:fldChar w:fldCharType="separate"/>
+              <w:fldChar w:fldCharType="end"/>
+            </w:r>
+          </w:hyperlink>
+        </w:p>
+        <w:p>
+          <w:pPr>
+            <w:pStyle w:val="TOC2"/>
+            <w:tabs>
+              <w:tab w:val="right" w:pos="8788" w:leader="dot"/>
+            </w:tabs>
+            <w:ind w:left="220"/>
+          </w:pPr>
+          <w:hyperlink w:history="1" w:anchor="_Toc8">
+            <w:r>
+              <w:t xml:space="preserve">4.1. Conditions</w:t>
+            </w:r>
+            <w:r>
+              <w:tab/>
+            </w:r>
+            <w:r>
+              <w:fldChar w:fldCharType="begin" w:dirty="true"/>
+              <w:instrText xml:space="preserve">PAGEREF _Toc8 \h</w:instrText>
+              <w:fldChar w:fldCharType="separate"/>
+              <w:fldChar w:fldCharType="end"/>
+            </w:r>
+          </w:hyperlink>
+        </w:p>
+        <w:p>
+          <w:pPr>
+            <w:pStyle w:val="TOC2"/>
+            <w:tabs>
+              <w:tab w:val="right" w:pos="8788" w:leader="dot"/>
+            </w:tabs>
+            <w:ind w:left="220"/>
+          </w:pPr>
+          <w:hyperlink w:history="1" w:anchor="_Toc9">
+            <w:r>
+              <w:t xml:space="preserve">4.2. Proof</w:t>
+            </w:r>
+            <w:r>
+              <w:tab/>
+            </w:r>
+            <w:r>
+              <w:fldChar w:fldCharType="begin" w:dirty="true"/>
+              <w:instrText xml:space="preserve">PAGEREF _Toc9 \h</w:instrText>
+              <w:fldChar w:fldCharType="separate"/>
+              <w:fldChar w:fldCharType="end"/>
+            </w:r>
+          </w:hyperlink>
+        </w:p>
+        <w:p>
+          <w:pPr>
+            <w:pStyle w:val="TOC2"/>
+            <w:tabs>
+              <w:tab w:val="right" w:pos="8788" w:leader="dot"/>
+            </w:tabs>
+            <w:ind w:left="220"/>
+          </w:pPr>
+          <w:hyperlink w:history="1" w:anchor="_Toc10">
+            <w:r>
+              <w:t xml:space="preserve">4.3. Verification and status</w:t>
+            </w:r>
+            <w:r>
+              <w:tab/>
+            </w:r>
+            <w:r>
+              <w:fldChar w:fldCharType="begin" w:dirty="true"/>
+              <w:instrText xml:space="preserve">PAGEREF _Toc10 \h</w:instrText>
+              <w:fldChar w:fldCharType="separate"/>
+              <w:fldChar w:fldCharType="end"/>
+            </w:r>
+          </w:hyperlink>
+        </w:p>
+        <w:p>
+          <w:pPr>
+            <w:pStyle w:val="TOC1"/>
+            <w:tabs>
+              <w:tab w:val="right" w:pos="8788" w:leader="dot"/>
+            </w:tabs>
+          </w:pPr>
+          <w:hyperlink w:history="1" w:anchor="_Toc11">
+            <w:r>
+              <w:t xml:space="preserve">5. T3 - The septinial constant and its family</w:t>
+            </w:r>
+            <w:r>
+              <w:tab/>
+            </w:r>
+            <w:r>
+              <w:fldChar w:fldCharType="begin" w:dirty="true"/>
+              <w:instrText xml:space="preserve">PAGEREF _Toc11 \h</w:instrText>
+              <w:fldChar w:fldCharType="separate"/>
+              <w:fldChar w:fldCharType="end"/>
+            </w:r>
+          </w:hyperlink>
+        </w:p>
+        <w:p>
+          <w:pPr>
+            <w:pStyle w:val="TOC2"/>
+            <w:tabs>
+              <w:tab w:val="right" w:pos="8788" w:leader="dot"/>
+            </w:tabs>
+            <w:ind w:left="220"/>
+          </w:pPr>
+          <w:hyperlink w:history="1" w:anchor="_Toc12">
+            <w:r>
+              <w:t xml:space="preserve">5.1. Proof of the identity</w:t>
+            </w:r>
+            <w:r>
+              <w:tab/>
+            </w:r>
+            <w:r>
+              <w:fldChar w:fldCharType="begin" w:dirty="true"/>
+              <w:instrText xml:space="preserve">PAGEREF _Toc12 \h</w:instrText>
+              <w:fldChar w:fldCharType="separate"/>
+              <w:fldChar w:fldCharType="end"/>
+            </w:r>
+          </w:hyperlink>
+        </w:p>
+        <w:p>
+          <w:pPr>
+            <w:pStyle w:val="TOC2"/>
+            <w:tabs>
+              <w:tab w:val="right" w:pos="8788" w:leader="dot"/>
+            </w:tabs>
+            <w:ind w:left="220"/>
+          </w:pPr>
+          <w:hyperlink w:history="1" w:anchor="_Toc13">
+            <w:r>
+              <w:t xml:space="preserve">5.2. On the comparison status</w:t>
+            </w:r>
+            <w:r>
+              <w:tab/>
+            </w:r>
+            <w:r>
+              <w:fldChar w:fldCharType="begin" w:dirty="true"/>
+              <w:instrText xml:space="preserve">PAGEREF _Toc13 \h</w:instrText>
+              <w:fldChar w:fldCharType="separate"/>
+              <w:fldChar w:fldCharType="end"/>
+            </w:r>
+          </w:hyperlink>
+        </w:p>
+        <w:p>
+          <w:pPr>
+            <w:pStyle w:val="TOC1"/>
+            <w:tabs>
+              <w:tab w:val="right" w:pos="8788" w:leader="dot"/>
+            </w:tabs>
+          </w:pPr>
+          <w:hyperlink w:history="1" w:anchor="_Toc14">
+            <w:r>
+              <w:t xml:space="preserve">6. T4 - Second-order convergence of the engine</w:t>
+            </w:r>
+            <w:r>
+              <w:tab/>
+            </w:r>
+            <w:r>
+              <w:fldChar w:fldCharType="begin" w:dirty="true"/>
+              <w:instrText xml:space="preserve">PAGEREF _Toc14 \h</w:instrText>
+              <w:fldChar w:fldCharType="separate"/>
+              <w:fldChar w:fldCharType="end"/>
+            </w:r>
+          </w:hyperlink>
+        </w:p>
+        <w:p>
+          <w:pPr>
+            <w:pStyle w:val="TOC2"/>
+            <w:tabs>
+              <w:tab w:val="right" w:pos="8788" w:leader="dot"/>
+            </w:tabs>
+            <w:ind w:left="220"/>
+          </w:pPr>
+          <w:hyperlink w:history="1" w:anchor="_Toc15">
+            <w:r>
+              <w:t xml:space="preserve">6.1. Conditions and measurement</w:t>
+            </w:r>
+            <w:r>
+              <w:tab/>
+            </w:r>
+            <w:r>
+              <w:fldChar w:fldCharType="begin" w:dirty="true"/>
+              <w:instrText xml:space="preserve">PAGEREF _Toc15 \h</w:instrText>
+              <w:fldChar w:fldCharType="separate"/>
+              <w:fldChar w:fldCharType="end"/>
+            </w:r>
+          </w:hyperlink>
+        </w:p>
+        <w:p>
+          <w:pPr>
+            <w:pStyle w:val="TOC2"/>
+            <w:tabs>
+              <w:tab w:val="right" w:pos="8788" w:leader="dot"/>
+            </w:tabs>
+            <w:ind w:left="220"/>
+          </w:pPr>
+          <w:hyperlink w:history="1" w:anchor="_Toc16">
+            <w:r>
+              <w:t xml:space="preserve">6.2. Verification and status</w:t>
+            </w:r>
+            <w:r>
+              <w:tab/>
+            </w:r>
+            <w:r>
+              <w:fldChar w:fldCharType="begin" w:dirty="true"/>
+              <w:instrText xml:space="preserve">PAGEREF _Toc16 \h</w:instrText>
+              <w:fldChar w:fldCharType="separate"/>
+              <w:fldChar w:fldCharType="end"/>
+            </w:r>
+          </w:hyperlink>
+        </w:p>
+        <w:p>
+          <w:pPr>
+            <w:pStyle w:val="TOC1"/>
+            <w:tabs>
+              <w:tab w:val="right" w:pos="8788" w:leader="dot"/>
+            </w:tabs>
+          </w:pPr>
+          <w:hyperlink w:history="1" w:anchor="_Toc17">
+            <w:r>
+              <w:t xml:space="preserve">7. T5 - The mass floor law</w:t>
+            </w:r>
+            <w:r>
+              <w:tab/>
+            </w:r>
+            <w:r>
+              <w:fldChar w:fldCharType="begin" w:dirty="true"/>
+              <w:instrText xml:space="preserve">PAGEREF _Toc17 \h</w:instrText>
+              <w:fldChar w:fldCharType="separate"/>
+              <w:fldChar w:fldCharType="end"/>
+            </w:r>
+          </w:hyperlink>
+        </w:p>
+        <w:p>
+          <w:pPr>
+            <w:pStyle w:val="TOC2"/>
+            <w:tabs>
+              <w:tab w:val="right" w:pos="8788" w:leader="dot"/>
+            </w:tabs>
+            <w:ind w:left="220"/>
+          </w:pPr>
+          <w:hyperlink w:history="1" w:anchor="_Toc18">
+            <w:r>
+              <w:t xml:space="preserve">7.1. Data</w:t>
+            </w:r>
+            <w:r>
+              <w:tab/>
+            </w:r>
+            <w:r>
+              <w:fldChar w:fldCharType="begin" w:dirty="true"/>
+              <w:instrText xml:space="preserve">PAGEREF _Toc18 \h</w:instrText>
+              <w:fldChar w:fldCharType="separate"/>
+              <w:fldChar w:fldCharType="end"/>
+            </w:r>
+          </w:hyperlink>
+        </w:p>
+        <w:p>
+          <w:pPr>
+            <w:pStyle w:val="TOC2"/>
+            <w:tabs>
+              <w:tab w:val="right" w:pos="8788" w:leader="dot"/>
+            </w:tabs>
+            <w:ind w:left="220"/>
+          </w:pPr>
+          <w:hyperlink w:history="1" w:anchor="_Toc19">
+            <w:r>
+              <w:t xml:space="preserve">7.2. Interpretation and limits</w:t>
+            </w:r>
+            <w:r>
+              <w:tab/>
+            </w:r>
+            <w:r>
+              <w:fldChar w:fldCharType="begin" w:dirty="true"/>
+              <w:instrText xml:space="preserve">PAGEREF _Toc19 \h</w:instrText>
+              <w:fldChar w:fldCharType="separate"/>
+              <w:fldChar w:fldCharType="end"/>
+            </w:r>
+          </w:hyperlink>
+        </w:p>
+        <w:p>
+          <w:pPr>
+            <w:pStyle w:val="TOC1"/>
+            <w:tabs>
+              <w:tab w:val="right" w:pos="8788" w:leader="dot"/>
+            </w:tabs>
+          </w:pPr>
+          <w:hyperlink w:history="1" w:anchor="_Toc20">
+            <w:r>
+              <w:t xml:space="preserve">8. T6 - The Delta*gamma anchor product</w:t>
+            </w:r>
+            <w:r>
+              <w:tab/>
+            </w:r>
+            <w:r>
+              <w:fldChar w:fldCharType="begin" w:dirty="true"/>
+              <w:instrText xml:space="preserve">PAGEREF _Toc20 \h</w:instrText>
+              <w:fldChar w:fldCharType="separate"/>
+              <w:fldChar w:fldCharType="end"/>
+            </w:r>
+          </w:hyperlink>
+        </w:p>
+        <w:p>
+          <w:pPr>
+            <w:pStyle w:val="TOC2"/>
+            <w:tabs>
+              <w:tab w:val="right" w:pos="8788" w:leader="dot"/>
+            </w:tabs>
+            <w:ind w:left="220"/>
+          </w:pPr>
+          <w:hyperlink w:history="1" w:anchor="_Toc21">
+            <w:r>
+              <w:t xml:space="preserve">8.1. The two levels</w:t>
+            </w:r>
+            <w:r>
+              <w:tab/>
+            </w:r>
+            <w:r>
+              <w:fldChar w:fldCharType="begin" w:dirty="true"/>
+              <w:instrText xml:space="preserve">PAGEREF _Toc21 \h</w:instrText>
+              <w:fldChar w:fldCharType="separate"/>
+              <w:fldChar w:fldCharType="end"/>
+            </w:r>
+          </w:hyperlink>
+        </w:p>
+        <w:p>
+          <w:pPr>
+            <w:pStyle w:val="TOC2"/>
+            <w:tabs>
+              <w:tab w:val="right" w:pos="8788" w:leader="dot"/>
+            </w:tabs>
+            <w:ind w:left="220"/>
+          </w:pPr>
+          <w:hyperlink w:history="1" w:anchor="_Toc22">
+            <w:r>
+              <w:t xml:space="preserve">8.2. What an engine-level PASS would take</w:t>
+            </w:r>
+            <w:r>
+              <w:tab/>
+            </w:r>
+            <w:r>
+              <w:fldChar w:fldCharType="begin" w:dirty="true"/>
+              <w:instrText xml:space="preserve">PAGEREF _Toc22 \h</w:instrText>
+              <w:fldChar w:fldCharType="separate"/>
+              <w:fldChar w:fldCharType="end"/>
+            </w:r>
+          </w:hyperlink>
+        </w:p>
+        <w:p>
+          <w:pPr>
+            <w:pStyle w:val="TOC1"/>
+            <w:tabs>
+              <w:tab w:val="right" w:pos="8788" w:leader="dot"/>
+            </w:tabs>
+          </w:pPr>
+          <w:hyperlink w:history="1" w:anchor="_Toc23">
+            <w:r>
+              <w:t xml:space="preserve">9. T7 - Subcritical monotonicity and the logarithmic slowdown</w:t>
+            </w:r>
+            <w:r>
+              <w:tab/>
+            </w:r>
+            <w:r>
+              <w:fldChar w:fldCharType="begin" w:dirty="true"/>
+              <w:instrText xml:space="preserve">PAGEREF _Toc23 \h</w:instrText>
+              <w:fldChar w:fldCharType="separate"/>
+              <w:fldChar w:fldCharType="end"/>
+            </w:r>
+          </w:hyperlink>
+        </w:p>
+        <w:p>
+          <w:pPr>
+            <w:pStyle w:val="TOC2"/>
+            <w:tabs>
+              <w:tab w:val="right" w:pos="8788" w:leader="dot"/>
+            </w:tabs>
+            <w:ind w:left="220"/>
+          </w:pPr>
+          <w:hyperlink w:history="1" w:anchor="_Toc24">
+            <w:r>
+              <w:t xml:space="preserve">9.1. Monotonicity</w:t>
+            </w:r>
+            <w:r>
+              <w:tab/>
+            </w:r>
+            <w:r>
+              <w:fldChar w:fldCharType="begin" w:dirty="true"/>
+              <w:instrText xml:space="preserve">PAGEREF _Toc24 \h</w:instrText>
+              <w:fldChar w:fldCharType="separate"/>
+              <w:fldChar w:fldCharType="end"/>
+            </w:r>
+          </w:hyperlink>
+        </w:p>
+        <w:p>
+          <w:pPr>
+            <w:pStyle w:val="TOC2"/>
+            <w:tabs>
+              <w:tab w:val="right" w:pos="8788" w:leader="dot"/>
+            </w:tabs>
+            <w:ind w:left="220"/>
+          </w:pPr>
+          <w:hyperlink w:history="1" w:anchor="_Toc25">
+            <w:r>
+              <w:t xml:space="preserve">9.2. Slowdown</w:t>
+            </w:r>
+            <w:r>
+              <w:tab/>
+            </w:r>
+            <w:r>
+              <w:fldChar w:fldCharType="begin" w:dirty="true"/>
+              <w:instrText xml:space="preserve">PAGEREF _Toc25 \h</w:instrText>
+              <w:fldChar w:fldCharType="separate"/>
+              <w:fldChar w:fldCharType="end"/>
+            </w:r>
+          </w:hyperlink>
+        </w:p>
+        <w:p>
+          <w:pPr>
+            <w:pStyle w:val="TOC2"/>
+            <w:tabs>
+              <w:tab w:val="right" w:pos="8788" w:leader="dot"/>
+            </w:tabs>
+            <w:ind w:left="220"/>
+          </w:pPr>
+          <w:hyperlink w:history="1" w:anchor="_Toc26">
+            <w:r>
+              <w:t xml:space="preserve">9.3. Status</w:t>
+            </w:r>
+            <w:r>
+              <w:tab/>
+            </w:r>
+            <w:r>
+              <w:fldChar w:fldCharType="begin" w:dirty="true"/>
+              <w:instrText xml:space="preserve">PAGEREF _Toc26 \h</w:instrText>
+              <w:fldChar w:fldCharType="separate"/>
+              <w:fldChar w:fldCharType="end"/>
+            </w:r>
+          </w:hyperlink>
+        </w:p>
+        <w:p>
+          <w:pPr>
+            <w:pStyle w:val="TOC1"/>
+            <w:tabs>
+              <w:tab w:val="right" w:pos="8788" w:leader="dot"/>
+            </w:tabs>
+          </w:pPr>
+          <w:hyperlink w:history="1" w:anchor="_Toc27">
+            <w:r>
+              <w:t xml:space="preserve">10. T8 - The echo accumulation bound</w:t>
+            </w:r>
+            <w:r>
+              <w:tab/>
+            </w:r>
+            <w:r>
+              <w:fldChar w:fldCharType="begin" w:dirty="true"/>
+              <w:instrText xml:space="preserve">PAGEREF _Toc27 \h</w:instrText>
+              <w:fldChar w:fldCharType="separate"/>
+              <w:fldChar w:fldCharType="end"/>
+            </w:r>
+          </w:hyperlink>
+        </w:p>
+        <w:p>
+          <w:pPr>
+            <w:pStyle w:val="TOC2"/>
+            <w:tabs>
+              <w:tab w:val="right" w:pos="8788" w:leader="dot"/>
+            </w:tabs>
+            <w:ind w:left="220"/>
+          </w:pPr>
+          <w:hyperlink w:history="1" w:anchor="_Toc28">
+            <w:r>
+              <w:t xml:space="preserve">10.1. Content of the claim</w:t>
+            </w:r>
+            <w:r>
+              <w:tab/>
+            </w:r>
+            <w:r>
+              <w:fldChar w:fldCharType="begin" w:dirty="true"/>
+              <w:instrText xml:space="preserve">PAGEREF _Toc28 \h</w:instrText>
+              <w:fldChar w:fldCharType="separate"/>
+              <w:fldChar w:fldCharType="end"/>
+            </w:r>
+          </w:hyperlink>
+        </w:p>
+        <w:p>
+          <w:pPr>
+            <w:pStyle w:val="TOC2"/>
+            <w:tabs>
+              <w:tab w:val="right" w:pos="8788" w:leader="dot"/>
+            </w:tabs>
+            <w:ind w:left="220"/>
+          </w:pPr>
+          <w:hyperlink w:history="1" w:anchor="_Toc29">
+            <w:r>
+              <w:t xml:space="preserve">10.2. Limits and honest caveats</w:t>
+            </w:r>
+            <w:r>
+              <w:tab/>
+            </w:r>
+            <w:r>
+              <w:fldChar w:fldCharType="begin" w:dirty="true"/>
+              <w:instrText xml:space="preserve">PAGEREF _Toc29 \h</w:instrText>
+              <w:fldChar w:fldCharType="separate"/>
+              <w:fldChar w:fldCharType="end"/>
+            </w:r>
+          </w:hyperlink>
+        </w:p>
+        <w:p>
+          <w:pPr>
+            <w:pStyle w:val="TOC1"/>
+            <w:tabs>
+              <w:tab w:val="right" w:pos="8788" w:leader="dot"/>
+            </w:tabs>
+          </w:pPr>
+          <w:hyperlink w:history="1" w:anchor="_Toc30">
+            <w:r>
+              <w:t xml:space="preserve">11. T9 - Half the entropy at the Page time</w:t>
+            </w:r>
+            <w:r>
+              <w:tab/>
+            </w:r>
+            <w:r>
+              <w:fldChar w:fldCharType="begin" w:dirty="true"/>
+              <w:instrText xml:space="preserve">PAGEREF _Toc30 \h</w:instrText>
+              <w:fldChar w:fldCharType="separate"/>
+              <w:fldChar w:fldCharType="end"/>
+            </w:r>
+          </w:hyperlink>
+        </w:p>
+        <w:p>
+          <w:pPr>
+            <w:pStyle w:val="TOC2"/>
+            <w:tabs>
+              <w:tab w:val="right" w:pos="8788" w:leader="dot"/>
+            </w:tabs>
+            <w:ind w:left="220"/>
+          </w:pPr>
+          <w:hyperlink w:history="1" w:anchor="_Toc31">
+            <w:r>
+              <w:t xml:space="preserve">11.1. Proof</w:t>
+            </w:r>
+            <w:r>
+              <w:tab/>
+            </w:r>
+            <w:r>
+              <w:fldChar w:fldCharType="begin" w:dirty="true"/>
+              <w:instrText xml:space="preserve">PAGEREF _Toc31 \h</w:instrText>
+              <w:fldChar w:fldCharType="separate"/>
+              <w:fldChar w:fldCharType="end"/>
+            </w:r>
+          </w:hyperlink>
+        </w:p>
+        <w:p>
+          <w:pPr>
+            <w:pStyle w:val="TOC2"/>
+            <w:tabs>
+              <w:tab w:val="right" w:pos="8788" w:leader="dot"/>
+            </w:tabs>
+            <w:ind w:left="220"/>
+          </w:pPr>
+          <w:hyperlink w:history="1" w:anchor="_Toc32">
+            <w:r>
+              <w:t xml:space="preserve">11.2. Verification</w:t>
+            </w:r>
+            <w:r>
+              <w:tab/>
+            </w:r>
+            <w:r>
+              <w:fldChar w:fldCharType="begin" w:dirty="true"/>
+              <w:instrText xml:space="preserve">PAGEREF _Toc32 \h</w:instrText>
+              <w:fldChar w:fldCharType="separate"/>
+              <w:fldChar w:fldCharType="end"/>
+            </w:r>
+          </w:hyperlink>
+        </w:p>
+        <w:p>
+          <w:pPr>
+            <w:pStyle w:val="TOC1"/>
+            <w:tabs>
+              <w:tab w:val="right" w:pos="8788" w:leader="dot"/>
+            </w:tabs>
+          </w:pPr>
+          <w:hyperlink w:history="1" w:anchor="_Toc33">
+            <w:r>
+              <w:t xml:space="preserve">12. T10 - The resolution-drift law (why one formula gives different values)</w:t>
+            </w:r>
+            <w:r>
+              <w:tab/>
+            </w:r>
+            <w:r>
+              <w:fldChar w:fldCharType="begin" w:dirty="true"/>
+              <w:instrText xml:space="preserve">PAGEREF _Toc33 \h</w:instrText>
+              <w:fldChar w:fldCharType="separate"/>
+              <w:fldChar w:fldCharType="end"/>
+            </w:r>
+          </w:hyperlink>
+        </w:p>
+        <w:p>
+          <w:pPr>
+            <w:pStyle w:val="TOC2"/>
+            <w:tabs>
+              <w:tab w:val="right" w:pos="8788" w:leader="dot"/>
+            </w:tabs>
+            <w:ind w:left="220"/>
+          </w:pPr>
+          <w:hyperlink w:history="1" w:anchor="_Toc34">
+            <w:r>
+              <w:t xml:space="preserve">12.1. The two exact lemmas</w:t>
+            </w:r>
+            <w:r>
+              <w:tab/>
+            </w:r>
+            <w:r>
+              <w:fldChar w:fldCharType="begin" w:dirty="true"/>
+              <w:instrText xml:space="preserve">PAGEREF _Toc34 \h</w:instrText>
+              <w:fldChar w:fldCharType="separate"/>
+              <w:fldChar w:fldCharType="end"/>
+            </w:r>
+          </w:hyperlink>
+        </w:p>
+        <w:p>
+          <w:pPr>
+            <w:pStyle w:val="TOC2"/>
+            <w:tabs>
+              <w:tab w:val="right" w:pos="8788" w:leader="dot"/>
+            </w:tabs>
+            <w:ind w:left="220"/>
+          </w:pPr>
+          <w:hyperlink w:history="1" w:anchor="_Toc35">
+            <w:r>
+              <w:t xml:space="preserve">12.2. The threshold shift and its measurement</w:t>
+            </w:r>
+            <w:r>
+              <w:tab/>
+            </w:r>
+            <w:r>
+              <w:fldChar w:fldCharType="begin" w:dirty="true"/>
+              <w:instrText xml:space="preserve">PAGEREF _Toc35 \h</w:instrText>
+              <w:fldChar w:fldCharType="separate"/>
+              <w:fldChar w:fldCharType="end"/>
+            </w:r>
+          </w:hyperlink>
+        </w:p>
+        <w:p>
+          <w:pPr>
+            <w:pStyle w:val="TOC2"/>
+            <w:tabs>
+              <w:tab w:val="right" w:pos="8788" w:leader="dot"/>
+            </w:tabs>
+            <w:ind w:left="220"/>
+          </w:pPr>
+          <w:hyperlink w:history="1" w:anchor="_Toc36">
+            <w:r>
+              <w:t xml:space="preserve">12.3. Status and honest negatives</w:t>
+            </w:r>
+            <w:r>
+              <w:tab/>
+            </w:r>
+            <w:r>
+              <w:fldChar w:fldCharType="begin" w:dirty="true"/>
+              <w:instrText xml:space="preserve">PAGEREF _Toc36 \h</w:instrText>
+              <w:fldChar w:fldCharType="separate"/>
+              <w:fldChar w:fldCharType="end"/>
+            </w:r>
+          </w:hyperlink>
+        </w:p>
+        <w:p>
+          <w:pPr>
+            <w:pStyle w:val="TOC1"/>
+            <w:tabs>
+              <w:tab w:val="right" w:pos="8788" w:leader="dot"/>
+            </w:tabs>
+          </w:pPr>
+          <w:hyperlink w:history="1" w:anchor="_Toc37">
+            <w:r>
+              <w:t xml:space="preserve">13. The verification matrix</w:t>
+            </w:r>
+            <w:r>
+              <w:tab/>
+            </w:r>
+            <w:r>
+              <w:fldChar w:fldCharType="begin" w:dirty="true"/>
+              <w:instrText xml:space="preserve">PAGEREF _Toc37 \h</w:instrText>
+              <w:fldChar w:fldCharType="separate"/>
+              <w:fldChar w:fldCharType="end"/>
+            </w:r>
+          </w:hyperlink>
+        </w:p>
+        <w:p>
+          <w:pPr>
+            <w:pStyle w:val="TOC1"/>
+            <w:tabs>
+              <w:tab w:val="right" w:pos="8788" w:leader="dot"/>
+            </w:tabs>
+          </w:pPr>
+          <w:hyperlink w:history="1" w:anchor="_Toc38">
+            <w:r>
+              <w:t xml:space="preserve">14. The honesty register and limits of applicability</w:t>
+            </w:r>
+            <w:r>
+              <w:tab/>
+            </w:r>
+            <w:r>
+              <w:fldChar w:fldCharType="begin" w:dirty="true"/>
+              <w:instrText xml:space="preserve">PAGEREF _Toc38 \h</w:instrText>
+              <w:fldChar w:fldCharType="separate"/>
+              <w:fldChar w:fldCharType="end"/>
+            </w:r>
+          </w:hyperlink>
+        </w:p>
+        <w:p>
+          <w:pPr>
+            <w:pStyle w:val="TOC1"/>
+            <w:tabs>
+              <w:tab w:val="right" w:pos="8788" w:leader="dot"/>
+            </w:tabs>
+          </w:pPr>
+          <w:hyperlink w:history="1" w:anchor="_Toc39">
+            <w:r>
+              <w:t xml:space="preserve">15. References and package sources</w:t>
+            </w:r>
+            <w:r>
+              <w:tab/>
+            </w:r>
+            <w:r>
+              <w:fldChar w:fldCharType="begin" w:dirty="true"/>
+              <w:instrText xml:space="preserve">PAGEREF _Toc39 \h</w:instrText>
+              <w:fldChar w:fldCharType="separate"/>
+              <w:fldChar w:fldCharType="end"/>
+            </w:r>
+          </w:hyperlink>
         </w:p>
         <w:p>
           <w:r>
@@ -272,15 +1152,10 @@
       </w:r>
     </w:p>
     <w:p>
-      <w:r>
-        <w:br w:type="page"/>
-      </w:r>
-    </w:p>
-    <w:p>
       <w:pPr>
         <w:sectPr>
-          <w:headerReference w:type="default" r:id="rId7"/>
-          <w:footerReference w:type="default" r:id="rId8"/>
+          <w:headerReference w:type="default" r:id="rId6"/>
+          <w:footerReference w:type="default" r:id="rId7"/>
           <w:type w:val="nextPage"/>
           <w:pgSz w:w="11906" w:h="16838" w:orient="portrait"/>
           <w:pgMar w:top="1440" w:right="1417" w:bottom="1440" w:left="1701" w:header="708" w:footer="708" w:gutter="0"/>
@@ -288,6 +1163,9 @@
           <w:docGrid w:linePitch="360"/>
         </w:sectPr>
       </w:pPr>
+      <w:r>
+        <w:br w:type="page"/>
+      </w:r>
     </w:p>
     <w:p>
       <w:pPr>
@@ -297,6 +1175,7 @@
         </w:pBdr>
         <w:spacing w:after="180" w:before="400" w:line="400" w:lineRule="atLeast"/>
       </w:pPr>
+      <w:bookmarkStart w:name="_Toc1" w:id="1"/>
       <w:r>
         <w:rPr>
           <w:rFonts w:ascii="Times New Roman" w:cs="Times New Roman" w:eastAsia="Times New Roman" w:hAnsi="Times New Roman"/>
@@ -308,6 +1187,7 @@
         </w:rPr>
         <w:t xml:space="preserve">1. Introduction and status of statements</w:t>
       </w:r>
+      <w:bookmarkEnd w:id="1"/>
     </w:p>
     <w:p>
       <w:pPr>
@@ -365,6 +1245,7 @@
         </w:pBdr>
         <w:spacing w:after="180" w:before="400" w:line="400" w:lineRule="atLeast"/>
       </w:pPr>
+      <w:bookmarkStart w:name="_Toc2" w:id="2"/>
       <w:r>
         <w:rPr>
           <w:rFonts w:ascii="Times New Roman" w:cs="Times New Roman" w:eastAsia="Times New Roman" w:hAnsi="Times New Roman"/>
@@ -376,6 +1257,7 @@
         </w:rPr>
         <w:t xml:space="preserve">2. Notation and definitions</w:t>
       </w:r>
+      <w:bookmarkEnd w:id="2"/>
     </w:p>
     <w:p>
       <w:pPr>
@@ -433,6 +1315,7 @@
         </w:pBdr>
         <w:spacing w:after="180" w:before="400" w:line="400" w:lineRule="atLeast"/>
       </w:pPr>
+      <w:bookmarkStart w:name="_Toc3" w:id="3"/>
       <w:r>
         <w:rPr>
           <w:rFonts w:ascii="Times New Roman" w:cs="Times New Roman" w:eastAsia="Times New Roman" w:hAnsi="Times New Roman"/>
@@ -444,13 +1327,14 @@
         </w:rPr>
         <w:t xml:space="preserve">3. T1 - The exact Page fraction</w:t>
       </w:r>
+      <w:bookmarkEnd w:id="3"/>
     </w:p>
     <w:p>
       <w:pPr>
         <w:pBdr>
           <w:top w:val="single" w:color="DDD5C0" w:sz="1" w:space="4"/>
+          <w:left w:val="single" w:color="C9A84C" w:sz="12" w:space="10"/>
           <w:bottom w:val="single" w:color="DDD5C0" w:sz="1" w:space="4"/>
-          <w:left w:val="single" w:color="C9A84C" w:sz="12" w:space="10"/>
         </w:pBdr>
         <w:shd w:fill="F5F2E8" w:val="clear"/>
         <w:spacing w:after="160" w:before="160" w:line="312"/>
@@ -485,6 +1369,7 @@
         <w:pStyle w:val="Heading2"/>
         <w:spacing w:after="120" w:before="280" w:line="360" w:lineRule="atLeast"/>
       </w:pPr>
+      <w:bookmarkStart w:name="_Toc4" w:id="4"/>
       <w:r>
         <w:rPr>
           <w:rFonts w:ascii="Times New Roman" w:cs="Times New Roman" w:eastAsia="Times New Roman" w:hAnsi="Times New Roman"/>
@@ -496,6 +1381,7 @@
         </w:rPr>
         <w:t xml:space="preserve">3.1. Conditions</w:t>
       </w:r>
+      <w:bookmarkEnd w:id="4"/>
     </w:p>
     <w:p>
       <w:pPr>
@@ -518,6 +1404,7 @@
         <w:pStyle w:val="Heading2"/>
         <w:spacing w:after="120" w:before="280" w:line="360" w:lineRule="atLeast"/>
       </w:pPr>
+      <w:bookmarkStart w:name="_Toc5" w:id="5"/>
       <w:r>
         <w:rPr>
           <w:rFonts w:ascii="Times New Roman" w:cs="Times New Roman" w:eastAsia="Times New Roman" w:hAnsi="Times New Roman"/>
@@ -529,6 +1416,7 @@
         </w:rPr>
         <w:t xml:space="preserve">3.2. Proof</w:t>
       </w:r>
+      <w:bookmarkEnd w:id="5"/>
     </w:p>
     <w:p>
       <w:pPr>
@@ -566,7 +1454,7 @@
           </m:sup>
         </m:sSup>
         <m:r>
-          <m:t> = </m:t>
+          <m:t xml:space="preserve"> = </m:t>
         </m:r>
         <m:f>
           <m:num>
@@ -581,7 +1469,7 @@
           </m:den>
         </m:f>
         <m:r>
-          <m:t>   ⟺   τ* = 1 − </m:t>
+          <m:t xml:space="preserve">   ⟺   τ* = 1 − </m:t>
         </m:r>
         <m:sSup>
           <m:sSupPr/>
@@ -597,7 +1485,7 @@
           </m:sup>
         </m:sSup>
         <m:r>
-          <m:t> = 0.6464466…</m:t>
+          <m:t xml:space="preserve"> = 0.6464466…</m:t>
         </m:r>
       </m:oMath>
       <w:r>
@@ -615,6 +1503,7 @@
         <w:pStyle w:val="Heading2"/>
         <w:spacing w:after="120" w:before="280" w:line="360" w:lineRule="atLeast"/>
       </w:pPr>
+      <w:bookmarkStart w:name="_Toc6" w:id="6"/>
       <w:r>
         <w:rPr>
           <w:rFonts w:ascii="Times New Roman" w:cs="Times New Roman" w:eastAsia="Times New Roman" w:hAnsi="Times New Roman"/>
@@ -626,6 +1515,7 @@
         </w:rPr>
         <w:t xml:space="preserve">3.3. Verification and status</w:t>
       </w:r>
+      <w:bookmarkEnd w:id="6"/>
     </w:p>
     <w:p>
       <w:pPr>
@@ -714,6 +1604,7 @@
         </w:pBdr>
         <w:spacing w:after="180" w:before="400" w:line="400" w:lineRule="atLeast"/>
       </w:pPr>
+      <w:bookmarkStart w:name="_Toc7" w:id="7"/>
       <w:r>
         <w:rPr>
           <w:rFonts w:ascii="Times New Roman" w:cs="Times New Roman" w:eastAsia="Times New Roman" w:hAnsi="Times New Roman"/>
@@ -725,13 +1616,14 @@
         </w:rPr>
         <w:t xml:space="preserve">4. T2 - Uniqueness of the CMB contact point</w:t>
       </w:r>
+      <w:bookmarkEnd w:id="7"/>
     </w:p>
     <w:p>
       <w:pPr>
         <w:pBdr>
           <w:top w:val="single" w:color="DDD5C0" w:sz="1" w:space="4"/>
+          <w:left w:val="single" w:color="C9A84C" w:sz="12" w:space="10"/>
           <w:bottom w:val="single" w:color="DDD5C0" w:sz="1" w:space="4"/>
-          <w:left w:val="single" w:color="C9A84C" w:sz="12" w:space="10"/>
         </w:pBdr>
         <w:shd w:fill="F5F2E8" w:val="clear"/>
         <w:spacing w:after="160" w:before="160" w:line="312"/>
@@ -766,6 +1658,7 @@
         <w:pStyle w:val="Heading2"/>
         <w:spacing w:after="120" w:before="280" w:line="360" w:lineRule="atLeast"/>
       </w:pPr>
+      <w:bookmarkStart w:name="_Toc8" w:id="8"/>
       <w:r>
         <w:rPr>
           <w:rFonts w:ascii="Times New Roman" w:cs="Times New Roman" w:eastAsia="Times New Roman" w:hAnsi="Times New Roman"/>
@@ -777,6 +1670,7 @@
         </w:rPr>
         <w:t xml:space="preserve">4.1. Conditions</w:t>
       </w:r>
+      <w:bookmarkEnd w:id="8"/>
     </w:p>
     <w:p>
       <w:pPr>
@@ -799,6 +1693,7 @@
         <w:pStyle w:val="Heading2"/>
         <w:spacing w:after="120" w:before="280" w:line="360" w:lineRule="atLeast"/>
       </w:pPr>
+      <w:bookmarkStart w:name="_Toc9" w:id="9"/>
       <w:r>
         <w:rPr>
           <w:rFonts w:ascii="Times New Roman" w:cs="Times New Roman" w:eastAsia="Times New Roman" w:hAnsi="Times New Roman"/>
@@ -810,6 +1705,7 @@
         </w:rPr>
         <w:t xml:space="preserve">4.2. Proof</w:t>
       </w:r>
+      <w:bookmarkEnd w:id="9"/>
     </w:p>
     <w:p>
       <w:pPr>
@@ -847,7 +1743,7 @@
           </m:sub>
         </m:sSub>
         <m:r>
-          <m:t> = </m:t>
+          <m:t xml:space="preserve"> = </m:t>
         </m:r>
         <m:f>
           <m:num>
@@ -904,7 +1800,7 @@
           </m:den>
         </m:f>
         <m:r>
-          <m:t> ≈ 4.5016·</m:t>
+          <m:t xml:space="preserve"> ≈ 4.5016·</m:t>
         </m:r>
         <m:sSup>
           <m:sSupPr/>
@@ -920,7 +1816,7 @@
           </m:sup>
         </m:sSup>
         <m:r>
-          <m:t> kg</m:t>
+          <m:t xml:space="preserve"> kg</m:t>
         </m:r>
       </m:oMath>
       <w:r>
@@ -938,6 +1834,7 @@
         <w:pStyle w:val="Heading2"/>
         <w:spacing w:after="120" w:before="280" w:line="360" w:lineRule="atLeast"/>
       </w:pPr>
+      <w:bookmarkStart w:name="_Toc10" w:id="10"/>
       <w:r>
         <w:rPr>
           <w:rFonts w:ascii="Times New Roman" w:cs="Times New Roman" w:eastAsia="Times New Roman" w:hAnsi="Times New Roman"/>
@@ -949,6 +1846,7 @@
         </w:rPr>
         <w:t xml:space="preserve">4.3. Verification and status</w:t>
       </w:r>
+      <w:bookmarkEnd w:id="10"/>
     </w:p>
     <w:p>
       <w:pPr>
@@ -974,6 +1872,7 @@
         </w:pBdr>
         <w:spacing w:after="180" w:before="400" w:line="400" w:lineRule="atLeast"/>
       </w:pPr>
+      <w:bookmarkStart w:name="_Toc11" w:id="11"/>
       <w:r>
         <w:rPr>
           <w:rFonts w:ascii="Times New Roman" w:cs="Times New Roman" w:eastAsia="Times New Roman" w:hAnsi="Times New Roman"/>
@@ -985,13 +1884,14 @@
         </w:rPr>
         <w:t xml:space="preserve">5. T3 - The septinial constant and its family</w:t>
       </w:r>
+      <w:bookmarkEnd w:id="11"/>
     </w:p>
     <w:p>
       <w:pPr>
         <w:pBdr>
           <w:top w:val="single" w:color="DDD5C0" w:sz="1" w:space="4"/>
+          <w:left w:val="single" w:color="C9A84C" w:sz="12" w:space="10"/>
           <w:bottom w:val="single" w:color="DDD5C0" w:sz="1" w:space="4"/>
-          <w:left w:val="single" w:color="C9A84C" w:sz="12" w:space="10"/>
         </w:pBdr>
         <w:shd w:fill="F5F2E8" w:val="clear"/>
         <w:spacing w:after="160" w:before="160" w:line="312"/>
@@ -1026,6 +1926,7 @@
         <w:pStyle w:val="Heading2"/>
         <w:spacing w:after="120" w:before="280" w:line="360" w:lineRule="atLeast"/>
       </w:pPr>
+      <w:bookmarkStart w:name="_Toc12" w:id="12"/>
       <w:r>
         <w:rPr>
           <w:rFonts w:ascii="Times New Roman" w:cs="Times New Roman" w:eastAsia="Times New Roman" w:hAnsi="Times New Roman"/>
@@ -1037,6 +1938,7 @@
         </w:rPr>
         <w:t xml:space="preserve">5.1. Proof of the identity</w:t>
       </w:r>
+      <w:bookmarkEnd w:id="12"/>
     </w:p>
     <w:p>
       <w:pPr>
@@ -1059,6 +1961,7 @@
         <w:pStyle w:val="Heading2"/>
         <w:spacing w:after="120" w:before="280" w:line="360" w:lineRule="atLeast"/>
       </w:pPr>
+      <w:bookmarkStart w:name="_Toc13" w:id="13"/>
       <w:r>
         <w:rPr>
           <w:rFonts w:ascii="Times New Roman" w:cs="Times New Roman" w:eastAsia="Times New Roman" w:hAnsi="Times New Roman"/>
@@ -1070,6 +1973,7 @@
         </w:rPr>
         <w:t xml:space="preserve">5.2. On the comparison status</w:t>
       </w:r>
+      <w:bookmarkEnd w:id="13"/>
     </w:p>
     <w:p>
       <w:pPr>
@@ -1097,7 +2001,7 @@
           <wp:inline distT="0" distB="0" distL="0" distR="0">
             <wp:extent cx="5143500" cy="3333750"/>
             <wp:effectExtent t="0" r="0" b="0" l="0"/>
-            <wp:docPr id="1" name="" descr="" title=""/>
+            <wp:docPr id="2" name="" descr="" title=""/>
             <wp:cNvGraphicFramePr>
               <a:graphicFrameLocks xmlns:a="http://schemas.openxmlformats.org/drawingml/2006/main" noChangeAspect="1"/>
             </wp:cNvGraphicFramePr>
@@ -1158,6 +2062,7 @@
         </w:pBdr>
         <w:spacing w:after="180" w:before="400" w:line="400" w:lineRule="atLeast"/>
       </w:pPr>
+      <w:bookmarkStart w:name="_Toc14" w:id="14"/>
       <w:r>
         <w:rPr>
           <w:rFonts w:ascii="Times New Roman" w:cs="Times New Roman" w:eastAsia="Times New Roman" w:hAnsi="Times New Roman"/>
@@ -1169,13 +2074,14 @@
         </w:rPr>
         <w:t xml:space="preserve">6. T4 - Second-order convergence of the engine</w:t>
       </w:r>
+      <w:bookmarkEnd w:id="14"/>
     </w:p>
     <w:p>
       <w:pPr>
         <w:pBdr>
           <w:top w:val="single" w:color="DDD5C0" w:sz="1" w:space="4"/>
+          <w:left w:val="single" w:color="C9A84C" w:sz="12" w:space="10"/>
           <w:bottom w:val="single" w:color="DDD5C0" w:sz="1" w:space="4"/>
-          <w:left w:val="single" w:color="C9A84C" w:sz="12" w:space="10"/>
         </w:pBdr>
         <w:shd w:fill="F5F2E8" w:val="clear"/>
         <w:spacing w:after="160" w:before="160" w:line="312"/>
@@ -1210,6 +2116,7 @@
         <w:pStyle w:val="Heading2"/>
         <w:spacing w:after="120" w:before="280" w:line="360" w:lineRule="atLeast"/>
       </w:pPr>
+      <w:bookmarkStart w:name="_Toc15" w:id="15"/>
       <w:r>
         <w:rPr>
           <w:rFonts w:ascii="Times New Roman" w:cs="Times New Roman" w:eastAsia="Times New Roman" w:hAnsi="Times New Roman"/>
@@ -1221,6 +2128,7 @@
         </w:rPr>
         <w:t xml:space="preserve">6.1. Conditions and measurement</w:t>
       </w:r>
+      <w:bookmarkEnd w:id="15"/>
     </w:p>
     <w:p>
       <w:pPr>
@@ -1243,6 +2151,7 @@
         <w:pStyle w:val="Heading2"/>
         <w:spacing w:after="120" w:before="280" w:line="360" w:lineRule="atLeast"/>
       </w:pPr>
+      <w:bookmarkStart w:name="_Toc16" w:id="16"/>
       <w:r>
         <w:rPr>
           <w:rFonts w:ascii="Times New Roman" w:cs="Times New Roman" w:eastAsia="Times New Roman" w:hAnsi="Times New Roman"/>
@@ -1254,6 +2163,7 @@
         </w:rPr>
         <w:t xml:space="preserve">6.2. Verification and status</w:t>
       </w:r>
+      <w:bookmarkEnd w:id="16"/>
     </w:p>
     <w:p>
       <w:pPr>
@@ -1281,7 +2191,7 @@
           <wp:inline distT="0" distB="0" distL="0" distR="0">
             <wp:extent cx="4953000" cy="3219450"/>
             <wp:effectExtent t="0" r="0" b="0" l="0"/>
-            <wp:docPr id="1" name="" descr="" title=""/>
+            <wp:docPr id="3" name="" descr="" title=""/>
             <wp:cNvGraphicFramePr>
               <a:graphicFrameLocks xmlns:a="http://schemas.openxmlformats.org/drawingml/2006/main" noChangeAspect="1"/>
             </wp:cNvGraphicFramePr>
@@ -1342,6 +2252,7 @@
         </w:pBdr>
         <w:spacing w:after="180" w:before="400" w:line="400" w:lineRule="atLeast"/>
       </w:pPr>
+      <w:bookmarkStart w:name="_Toc17" w:id="17"/>
       <w:r>
         <w:rPr>
           <w:rFonts w:ascii="Times New Roman" w:cs="Times New Roman" w:eastAsia="Times New Roman" w:hAnsi="Times New Roman"/>
@@ -1353,13 +2264,14 @@
         </w:rPr>
         <w:t xml:space="preserve">7. T5 - The mass floor law</w:t>
       </w:r>
+      <w:bookmarkEnd w:id="17"/>
     </w:p>
     <w:p>
       <w:pPr>
         <w:pBdr>
           <w:top w:val="single" w:color="DDD5C0" w:sz="1" w:space="4"/>
+          <w:left w:val="single" w:color="C9A84C" w:sz="12" w:space="10"/>
           <w:bottom w:val="single" w:color="DDD5C0" w:sz="1" w:space="4"/>
-          <w:left w:val="single" w:color="C9A84C" w:sz="12" w:space="10"/>
         </w:pBdr>
         <w:shd w:fill="F5F2E8" w:val="clear"/>
         <w:spacing w:after="160" w:before="160" w:line="312"/>
@@ -1394,6 +2306,7 @@
         <w:pStyle w:val="Heading2"/>
         <w:spacing w:after="120" w:before="280" w:line="360" w:lineRule="atLeast"/>
       </w:pPr>
+      <w:bookmarkStart w:name="_Toc18" w:id="18"/>
       <w:r>
         <w:rPr>
           <w:rFonts w:ascii="Times New Roman" w:cs="Times New Roman" w:eastAsia="Times New Roman" w:hAnsi="Times New Roman"/>
@@ -1405,6 +2318,7 @@
         </w:rPr>
         <w:t xml:space="preserve">7.1. Data</w:t>
       </w:r>
+      <w:bookmarkEnd w:id="18"/>
     </w:p>
     <w:p>
       <w:pPr>
@@ -1426,7 +2340,7 @@
     </w:p>
     <w:tbl>
       <w:tblPr>
-        <w:tblW w:type="pct" w:w="100%"/>
+        <w:tblW w:type="pct" w:w="5000"/>
         <w:tblBorders>
           <w:top w:val="single" w:color="C9A84C" w:sz="6"/>
           <w:left w:val="none" w:color="FFFFFF" w:sz="0"/>
@@ -1437,10 +2351,10 @@
         </w:tblBorders>
       </w:tblPr>
       <w:tblGrid>
-        <w:gridCol w:w="100"/>
-        <w:gridCol w:w="100"/>
-        <w:gridCol w:w="100"/>
-        <w:gridCol w:w="100"/>
+        <w:gridCol w:w="1582"/>
+        <w:gridCol w:w="2812"/>
+        <w:gridCol w:w="2109"/>
+        <w:gridCol w:w="2285"/>
       </w:tblGrid>
       <w:tr>
         <w:trPr>
@@ -1449,7 +2363,7 @@
         </w:trPr>
         <w:tc>
           <w:tcPr>
-            <w:tcW w:type="pct" w:w="18%"/>
+            <w:tcW w:type="pct" w:w="900"/>
             <w:shd w:fill="C9A84C" w:val="clear"/>
             <w:tcMar>
               <w:top w:type="dxa" w:w="60"/>
@@ -1478,7 +2392,7 @@
         </w:tc>
         <w:tc>
           <w:tcPr>
-            <w:tcW w:type="pct" w:w="32%"/>
+            <w:tcW w:type="pct" w:w="1600"/>
             <w:shd w:fill="C9A84C" w:val="clear"/>
             <w:tcMar>
               <w:top w:type="dxa" w:w="60"/>
@@ -1507,7 +2421,7 @@
         </w:tc>
         <w:tc>
           <w:tcPr>
-            <w:tcW w:type="pct" w:w="24%"/>
+            <w:tcW w:type="pct" w:w="1200"/>
             <w:shd w:fill="C9A84C" w:val="clear"/>
             <w:tcMar>
               <w:top w:type="dxa" w:w="60"/>
@@ -1536,7 +2450,7 @@
         </w:tc>
         <w:tc>
           <w:tcPr>
-            <w:tcW w:type="pct" w:w="26%"/>
+            <w:tcW w:type="pct" w:w="1300"/>
             <w:shd w:fill="C9A84C" w:val="clear"/>
             <w:tcMar>
               <w:top w:type="dxa" w:w="60"/>
@@ -1570,7 +2484,7 @@
         </w:trPr>
         <w:tc>
           <w:tcPr>
-            <w:tcW w:type="pct" w:w="18%"/>
+            <w:tcW w:type="pct" w:w="900"/>
             <w:tcMar>
               <w:top w:type="dxa" w:w="60"/>
               <w:left w:type="dxa" w:w="100"/>
@@ -1598,7 +2512,7 @@
         </w:tc>
         <w:tc>
           <w:tcPr>
-            <w:tcW w:type="pct" w:w="32%"/>
+            <w:tcW w:type="pct" w:w="1600"/>
             <w:tcMar>
               <w:top w:type="dxa" w:w="60"/>
               <w:left w:type="dxa" w:w="100"/>
@@ -1626,7 +2540,7 @@
         </w:tc>
         <w:tc>
           <w:tcPr>
-            <w:tcW w:type="pct" w:w="24%"/>
+            <w:tcW w:type="pct" w:w="1200"/>
             <w:tcMar>
               <w:top w:type="dxa" w:w="60"/>
               <w:left w:type="dxa" w:w="100"/>
@@ -1654,7 +2568,7 @@
         </w:tc>
         <w:tc>
           <w:tcPr>
-            <w:tcW w:type="pct" w:w="26%"/>
+            <w:tcW w:type="pct" w:w="1300"/>
             <w:tcMar>
               <w:top w:type="dxa" w:w="60"/>
               <w:left w:type="dxa" w:w="100"/>
@@ -1687,7 +2601,7 @@
         </w:trPr>
         <w:tc>
           <w:tcPr>
-            <w:tcW w:type="pct" w:w="18%"/>
+            <w:tcW w:type="pct" w:w="900"/>
             <w:shd w:fill="F5F2E8" w:val="clear"/>
             <w:tcMar>
               <w:top w:type="dxa" w:w="60"/>
@@ -1716,7 +2630,7 @@
         </w:tc>
         <w:tc>
           <w:tcPr>
-            <w:tcW w:type="pct" w:w="32%"/>
+            <w:tcW w:type="pct" w:w="1600"/>
             <w:shd w:fill="F5F2E8" w:val="clear"/>
             <w:tcMar>
               <w:top w:type="dxa" w:w="60"/>
@@ -1745,7 +2659,7 @@
         </w:tc>
         <w:tc>
           <w:tcPr>
-            <w:tcW w:type="pct" w:w="24%"/>
+            <w:tcW w:type="pct" w:w="1200"/>
             <w:shd w:fill="F5F2E8" w:val="clear"/>
             <w:tcMar>
               <w:top w:type="dxa" w:w="60"/>
@@ -1774,7 +2688,7 @@
         </w:tc>
         <w:tc>
           <w:tcPr>
-            <w:tcW w:type="pct" w:w="26%"/>
+            <w:tcW w:type="pct" w:w="1300"/>
             <w:shd w:fill="F5F2E8" w:val="clear"/>
             <w:tcMar>
               <w:top w:type="dxa" w:w="60"/>
@@ -1808,7 +2722,7 @@
         </w:trPr>
         <w:tc>
           <w:tcPr>
-            <w:tcW w:type="pct" w:w="18%"/>
+            <w:tcW w:type="pct" w:w="900"/>
             <w:tcMar>
               <w:top w:type="dxa" w:w="60"/>
               <w:left w:type="dxa" w:w="100"/>
@@ -1836,7 +2750,7 @@
         </w:tc>
         <w:tc>
           <w:tcPr>
-            <w:tcW w:type="pct" w:w="32%"/>
+            <w:tcW w:type="pct" w:w="1600"/>
             <w:tcMar>
               <w:top w:type="dxa" w:w="60"/>
               <w:left w:type="dxa" w:w="100"/>
@@ -1864,7 +2778,7 @@
         </w:tc>
         <w:tc>
           <w:tcPr>
-            <w:tcW w:type="pct" w:w="24%"/>
+            <w:tcW w:type="pct" w:w="1200"/>
             <w:tcMar>
               <w:top w:type="dxa" w:w="60"/>
               <w:left w:type="dxa" w:w="100"/>
@@ -1892,7 +2806,7 @@
         </w:tc>
         <w:tc>
           <w:tcPr>
-            <w:tcW w:type="pct" w:w="26%"/>
+            <w:tcW w:type="pct" w:w="1300"/>
             <w:tcMar>
               <w:top w:type="dxa" w:w="60"/>
               <w:left w:type="dxa" w:w="100"/>
@@ -1925,6 +2839,7 @@
         <w:pStyle w:val="Heading2"/>
         <w:spacing w:after="120" w:before="280" w:line="360" w:lineRule="atLeast"/>
       </w:pPr>
+      <w:bookmarkStart w:name="_Toc19" w:id="19"/>
       <w:r>
         <w:rPr>
           <w:rFonts w:ascii="Times New Roman" w:cs="Times New Roman" w:eastAsia="Times New Roman" w:hAnsi="Times New Roman"/>
@@ -1936,6 +2851,7 @@
         </w:rPr>
         <w:t xml:space="preserve">7.2. Interpretation and limits</w:t>
       </w:r>
+      <w:bookmarkEnd w:id="19"/>
     </w:p>
     <w:p>
       <w:pPr>
@@ -1979,7 +2895,7 @@
           <wp:inline distT="0" distB="0" distL="0" distR="0">
             <wp:extent cx="5143500" cy="3333750"/>
             <wp:effectExtent t="0" r="0" b="0" l="0"/>
-            <wp:docPr id="1" name="" descr="" title=""/>
+            <wp:docPr id="4" name="" descr="" title=""/>
             <wp:cNvGraphicFramePr>
               <a:graphicFrameLocks xmlns:a="http://schemas.openxmlformats.org/drawingml/2006/main" noChangeAspect="1"/>
             </wp:cNvGraphicFramePr>
@@ -2040,6 +2956,7 @@
         </w:pBdr>
         <w:spacing w:after="180" w:before="400" w:line="400" w:lineRule="atLeast"/>
       </w:pPr>
+      <w:bookmarkStart w:name="_Toc20" w:id="20"/>
       <w:r>
         <w:rPr>
           <w:rFonts w:ascii="Times New Roman" w:cs="Times New Roman" w:eastAsia="Times New Roman" w:hAnsi="Times New Roman"/>
@@ -2051,13 +2968,14 @@
         </w:rPr>
         <w:t xml:space="preserve">8. T6 - The Delta*gamma anchor product</w:t>
       </w:r>
+      <w:bookmarkEnd w:id="20"/>
     </w:p>
     <w:p>
       <w:pPr>
         <w:pBdr>
           <w:top w:val="single" w:color="DDD5C0" w:sz="1" w:space="4"/>
+          <w:left w:val="single" w:color="C9A84C" w:sz="12" w:space="10"/>
           <w:bottom w:val="single" w:color="DDD5C0" w:sz="1" w:space="4"/>
-          <w:left w:val="single" w:color="C9A84C" w:sz="12" w:space="10"/>
         </w:pBdr>
         <w:shd w:fill="F5F2E8" w:val="clear"/>
         <w:spacing w:after="160" w:before="160" w:line="312"/>
@@ -2084,7 +3002,7 @@
           <w:sz w:val="24"/>
           <w:szCs w:val="24"/>
         </w:rPr>
-        <w:t xml:space="preserve">The product of the literature anchors Delta*gamma = 3.44 x 0.374 = 1.28656 lies inside the target tolerance 1.27 plus-or-minus 0.05 (deviation 1.3 percent) - a PASS at the anchor level; the engine level remains an honest negative.</w:t>
+        <w:t xml:space="preserve">The product of the literature anchors Delta*gamma = 3.44 x 0.374 = 1.28656 lies inside the frozen tolerance 1.27 plus-or-minus 0.05 (deviation 1.3 percent) - classified ANCHOR_ARITHMETIC at v2.2.0: a consistency statement about the project's own anchors, NOT a measurement; the engine level remains honestly INCONCLUSIVE.</w:t>
       </w:r>
     </w:p>
     <w:p>
@@ -2092,6 +3010,7 @@
         <w:pStyle w:val="Heading2"/>
         <w:spacing w:after="120" w:before="280" w:line="360" w:lineRule="atLeast"/>
       </w:pPr>
+      <w:bookmarkStart w:name="_Toc21" w:id="21"/>
       <w:r>
         <w:rPr>
           <w:rFonts w:ascii="Times New Roman" w:cs="Times New Roman" w:eastAsia="Times New Roman" w:hAnsi="Times New Roman"/>
@@ -2103,6 +3022,7 @@
         </w:rPr>
         <w:t xml:space="preserve">8.1. The two levels</w:t>
       </w:r>
+      <w:bookmarkEnd w:id="21"/>
     </w:p>
     <w:p>
       <w:pPr>
@@ -2117,7 +3037,7 @@
           <w:sz w:val="24"/>
           <w:szCs w:val="24"/>
         </w:rPr>
-        <w:t xml:space="preserve">The anchor level is arithmetic over two literature constants: it is exact and reproducible (3.44 x 0.374 = 1.28656 up to the rounding of the second factor). The engine level is our own measurement of Delta and gamma with the solver: on fixed grids gamma is unmeasurable (the grid floor, see T5), and on concentrated grids N = 1600/3200 the per-grid remediated fits are floor-dominated - gamma_eff = 0.041 / 0.060 with r2 = 0.33 / 0.41 - while Delta does not resolve (fewer than three peaks) up to N = 3200. The v2.0.0 statement that gamma_eff 'stabilises near 0.12' was an artifact of measuring eps from the N=800 threshold on deep grids (audit finding F-2, IVP-11) and is retracted; the remediated values are the committed ones. The PASS of T6 therefore belongs to the anchor, not to the engine - a distinction carried consistently across the artifacts (the C3 verdict, RESULTS.md row 10, figure hq_12).</w:t>
+        <w:t xml:space="preserve">The anchor level is arithmetic over two literature constants: it is exact and reproducible (3.44 x 0.374 = 1.28656 up to the rounding of the second factor). The engine level is our own measurement of Delta and gamma with the solver: on fixed grids gamma is unmeasurable (the grid floor, see T5), and on concentrated grids N = 1600/3200 the per-grid remediated fits are floor-dominated - gamma_eff = 0.041 / 0.060 with r2 = 0.33 / 0.41 - while Delta does not resolve (fewer than three peaks) up to N = 3200. The v2.0.0 statement that gamma_eff 'stabilises near 0.12' was an artifact of measuring eps from the N=800 threshold on deep grids (audit finding F-2, IVP-11) and is retracted; the remediated values are the committed ones. The tolerance of T6 was chosen post hoc in v1.x and is FROZEN by PREREGISTRATION.md since v2.2.0; the anchor product is therefore classified ANCHOR_ARITHMETIC - it belongs to the anchor arithmetic, never to the engine, and is never again reported as a physics PASS (the distinction is carried across the artifacts: the C3 verdict, RESULTS.md row 12, figure hq_12, and the preregistered criteria).</w:t>
       </w:r>
     </w:p>
     <w:p>
@@ -2125,6 +3045,7 @@
         <w:pStyle w:val="Heading2"/>
         <w:spacing w:after="120" w:before="280" w:line="360" w:lineRule="atLeast"/>
       </w:pPr>
+      <w:bookmarkStart w:name="_Toc22" w:id="22"/>
       <w:r>
         <w:rPr>
           <w:rFonts w:ascii="Times New Roman" w:cs="Times New Roman" w:eastAsia="Times New Roman" w:hAnsi="Times New Roman"/>
@@ -2136,6 +3057,7 @@
         </w:rPr>
         <w:t xml:space="preserve">8.2. What an engine-level PASS would take</w:t>
       </w:r>
+      <w:bookmarkEnd w:id="22"/>
     </w:p>
     <w:p>
       <w:pPr>
@@ -2150,7 +3072,7 @@
           <w:sz w:val="24"/>
           <w:szCs w:val="24"/>
         </w:rPr>
-        <w:t xml:space="preserve">An engine-level pass of T6 becomes possible only after the floor law (T5) is beaten by an engine upgrade: true AMR adapted to the accumulation point, or a hybrid with a moving inner boundary. The explicit numeric criterion is fixed in the roadmap: an engine-level gamma compatible with 0.374 within 10 percent and at least three resolved echo peaks. Until then T6 stays a comparison with an honestly marked negative on the engine side.</w:t>
+        <w:t xml:space="preserve">An engine-level pass of T6 becomes possible only after the floor law (T5) is beaten by an engine upgrade: true AMR adapted to the accumulation point, or a hybrid with a moving inner boundary. The explicit numeric criteria are PREREGISTERED in PREREGISTRATION.md (v2.2.0, before the next engine run): an engine-level gamma compatible with 0.374 within 0.02 at r2 &gt;= 0.99 over a floor-free band, at least three resolved echo peaks, and the frozen product target 1.27 plus-or-minus 0.05. Until then T6 stays anchor arithmetic with an honestly INCONCLUSIVE engine side.</w:t>
       </w:r>
     </w:p>
     <w:p>
@@ -2163,7 +3085,7 @@
           <wp:inline distT="0" distB="0" distL="0" distR="0">
             <wp:extent cx="4953000" cy="3209925"/>
             <wp:effectExtent t="0" r="0" b="0" l="0"/>
-            <wp:docPr id="1" name="" descr="" title=""/>
+            <wp:docPr id="5" name="" descr="" title=""/>
             <wp:cNvGraphicFramePr>
               <a:graphicFrameLocks xmlns:a="http://schemas.openxmlformats.org/drawingml/2006/main" noChangeAspect="1"/>
             </wp:cNvGraphicFramePr>
@@ -2213,7 +3135,7 @@
           <w:sz w:val="20"/>
           <w:szCs w:val="20"/>
         </w:rPr>
-        <w:t xml:space="preserve">Fig. 8.1. The anchor product Delta*gamma = 1.28656 against the target 1.27 plus-or-minus 0.05 - a PASS at 1.3 percent.</w:t>
+        <w:t xml:space="preserve">Fig. 8.1. The anchor product Delta*gamma = 1.28656 against the frozen target 1.27 plus-or-minus 0.05 - inside the tolerance at 1.3 percent (ANCHOR_ARITHMETIC, not a measurement).</w:t>
       </w:r>
     </w:p>
     <w:p>
@@ -2224,6 +3146,7 @@
         </w:pBdr>
         <w:spacing w:after="180" w:before="400" w:line="400" w:lineRule="atLeast"/>
       </w:pPr>
+      <w:bookmarkStart w:name="_Toc23" w:id="23"/>
       <w:r>
         <w:rPr>
           <w:rFonts w:ascii="Times New Roman" w:cs="Times New Roman" w:eastAsia="Times New Roman" w:hAnsi="Times New Roman"/>
@@ -2235,13 +3158,14 @@
         </w:rPr>
         <w:t xml:space="preserve">9. T7 - Subcritical monotonicity and the logarithmic slowdown</w:t>
       </w:r>
+      <w:bookmarkEnd w:id="23"/>
     </w:p>
     <w:p>
       <w:pPr>
         <w:pBdr>
           <w:top w:val="single" w:color="DDD5C0" w:sz="1" w:space="4"/>
+          <w:left w:val="single" w:color="C9A84C" w:sz="12" w:space="10"/>
           <w:bottom w:val="single" w:color="DDD5C0" w:sz="1" w:space="4"/>
-          <w:left w:val="single" w:color="C9A84C" w:sz="12" w:space="10"/>
         </w:pBdr>
         <w:shd w:fill="F5F2E8" w:val="clear"/>
         <w:spacing w:after="160" w:before="160" w:line="312"/>
@@ -2276,6 +3200,7 @@
         <w:pStyle w:val="Heading2"/>
         <w:spacing w:after="120" w:before="280" w:line="360" w:lineRule="atLeast"/>
       </w:pPr>
+      <w:bookmarkStart w:name="_Toc24" w:id="24"/>
       <w:r>
         <w:rPr>
           <w:rFonts w:ascii="Times New Roman" w:cs="Times New Roman" w:eastAsia="Times New Roman" w:hAnsi="Times New Roman"/>
@@ -2287,6 +3212,7 @@
         </w:rPr>
         <w:t xml:space="preserve">9.1. Monotonicity</w:t>
       </w:r>
+      <w:bookmarkEnd w:id="24"/>
     </w:p>
     <w:p>
       <w:pPr>
@@ -2309,6 +3235,7 @@
         <w:pStyle w:val="Heading2"/>
         <w:spacing w:after="120" w:before="280" w:line="360" w:lineRule="atLeast"/>
       </w:pPr>
+      <w:bookmarkStart w:name="_Toc25" w:id="25"/>
       <w:r>
         <w:rPr>
           <w:rFonts w:ascii="Times New Roman" w:cs="Times New Roman" w:eastAsia="Times New Roman" w:hAnsi="Times New Roman"/>
@@ -2320,6 +3247,7 @@
         </w:rPr>
         <w:t xml:space="preserve">9.2. Slowdown</w:t>
       </w:r>
+      <w:bookmarkEnd w:id="25"/>
     </w:p>
     <w:p>
       <w:pPr>
@@ -2347,7 +3275,7 @@
           <wp:inline distT="0" distB="0" distL="0" distR="0">
             <wp:extent cx="5143500" cy="3333750"/>
             <wp:effectExtent t="0" r="0" b="0" l="0"/>
-            <wp:docPr id="1" name="" descr="" title=""/>
+            <wp:docPr id="6" name="" descr="" title=""/>
             <wp:cNvGraphicFramePr>
               <a:graphicFrameLocks xmlns:a="http://schemas.openxmlformats.org/drawingml/2006/main" noChangeAspect="1"/>
             </wp:cNvGraphicFramePr>
@@ -2405,6 +3333,7 @@
         <w:pStyle w:val="Heading2"/>
         <w:spacing w:after="120" w:before="280" w:line="360" w:lineRule="atLeast"/>
       </w:pPr>
+      <w:bookmarkStart w:name="_Toc26" w:id="26"/>
       <w:r>
         <w:rPr>
           <w:rFonts w:ascii="Times New Roman" w:cs="Times New Roman" w:eastAsia="Times New Roman" w:hAnsi="Times New Roman"/>
@@ -2416,6 +3345,7 @@
         </w:rPr>
         <w:t xml:space="preserve">9.3. Status</w:t>
       </w:r>
+      <w:bookmarkEnd w:id="26"/>
     </w:p>
     <w:p>
       <w:pPr>
@@ -2441,6 +3371,7 @@
         </w:pBdr>
         <w:spacing w:after="180" w:before="400" w:line="400" w:lineRule="atLeast"/>
       </w:pPr>
+      <w:bookmarkStart w:name="_Toc27" w:id="27"/>
       <w:r>
         <w:rPr>
           <w:rFonts w:ascii="Times New Roman" w:cs="Times New Roman" w:eastAsia="Times New Roman" w:hAnsi="Times New Roman"/>
@@ -2452,13 +3383,14 @@
         </w:rPr>
         <w:t xml:space="preserve">10. T8 - The echo accumulation bound</w:t>
       </w:r>
+      <w:bookmarkEnd w:id="27"/>
     </w:p>
     <w:p>
       <w:pPr>
         <w:pBdr>
           <w:top w:val="single" w:color="DDD5C0" w:sz="1" w:space="4"/>
+          <w:left w:val="single" w:color="C9A84C" w:sz="12" w:space="10"/>
           <w:bottom w:val="single" w:color="DDD5C0" w:sz="1" w:space="4"/>
-          <w:left w:val="single" w:color="C9A84C" w:sz="12" w:space="10"/>
         </w:pBdr>
         <w:shd w:fill="F5F2E8" w:val="clear"/>
         <w:spacing w:after="160" w:before="160" w:line="312"/>
@@ -2493,6 +3425,7 @@
         <w:pStyle w:val="Heading2"/>
         <w:spacing w:after="120" w:before="280" w:line="360" w:lineRule="atLeast"/>
       </w:pPr>
+      <w:bookmarkStart w:name="_Toc28" w:id="28"/>
       <w:r>
         <w:rPr>
           <w:rFonts w:ascii="Times New Roman" w:cs="Times New Roman" w:eastAsia="Times New Roman" w:hAnsi="Times New Roman"/>
@@ -2504,6 +3437,7 @@
         </w:rPr>
         <w:t xml:space="preserve">10.1. Content of the claim</w:t>
       </w:r>
+      <w:bookmarkEnd w:id="28"/>
     </w:p>
     <w:p>
       <w:pPr>
@@ -2526,6 +3460,7 @@
         <w:pStyle w:val="Heading2"/>
         <w:spacing w:after="120" w:before="280" w:line="360" w:lineRule="atLeast"/>
       </w:pPr>
+      <w:bookmarkStart w:name="_Toc29" w:id="29"/>
       <w:r>
         <w:rPr>
           <w:rFonts w:ascii="Times New Roman" w:cs="Times New Roman" w:eastAsia="Times New Roman" w:hAnsi="Times New Roman"/>
@@ -2537,6 +3472,7 @@
         </w:rPr>
         <w:t xml:space="preserve">10.2. Limits and honest caveats</w:t>
       </w:r>
+      <w:bookmarkEnd w:id="29"/>
     </w:p>
     <w:p>
       <w:pPr>
@@ -2562,6 +3498,7 @@
         </w:pBdr>
         <w:spacing w:after="180" w:before="400" w:line="400" w:lineRule="atLeast"/>
       </w:pPr>
+      <w:bookmarkStart w:name="_Toc30" w:id="30"/>
       <w:r>
         <w:rPr>
           <w:rFonts w:ascii="Times New Roman" w:cs="Times New Roman" w:eastAsia="Times New Roman" w:hAnsi="Times New Roman"/>
@@ -2573,13 +3510,14 @@
         </w:rPr>
         <w:t xml:space="preserve">11. T9 - Half the entropy at the Page time</w:t>
       </w:r>
+      <w:bookmarkEnd w:id="30"/>
     </w:p>
     <w:p>
       <w:pPr>
         <w:pBdr>
           <w:top w:val="single" w:color="DDD5C0" w:sz="1" w:space="4"/>
+          <w:left w:val="single" w:color="C9A84C" w:sz="12" w:space="10"/>
           <w:bottom w:val="single" w:color="DDD5C0" w:sz="1" w:space="4"/>
-          <w:left w:val="single" w:color="C9A84C" w:sz="12" w:space="10"/>
         </w:pBdr>
         <w:shd w:fill="F5F2E8" w:val="clear"/>
         <w:spacing w:after="160" w:before="160" w:line="312"/>
@@ -2614,6 +3552,7 @@
         <w:pStyle w:val="Heading2"/>
         <w:spacing w:after="120" w:before="280" w:line="360" w:lineRule="atLeast"/>
       </w:pPr>
+      <w:bookmarkStart w:name="_Toc31" w:id="31"/>
       <w:r>
         <w:rPr>
           <w:rFonts w:ascii="Times New Roman" w:cs="Times New Roman" w:eastAsia="Times New Roman" w:hAnsi="Times New Roman"/>
@@ -2625,6 +3564,7 @@
         </w:rPr>
         <w:t xml:space="preserve">11.1. Proof</w:t>
       </w:r>
+      <w:bookmarkEnd w:id="31"/>
     </w:p>
     <w:p>
       <w:pPr>
@@ -2647,6 +3587,7 @@
         <w:pStyle w:val="Heading2"/>
         <w:spacing w:after="120" w:before="280" w:line="360" w:lineRule="atLeast"/>
       </w:pPr>
+      <w:bookmarkStart w:name="_Toc32" w:id="32"/>
       <w:r>
         <w:rPr>
           <w:rFonts w:ascii="Times New Roman" w:cs="Times New Roman" w:eastAsia="Times New Roman" w:hAnsi="Times New Roman"/>
@@ -2658,6 +3599,7 @@
         </w:rPr>
         <w:t xml:space="preserve">11.2. Verification</w:t>
       </w:r>
+      <w:bookmarkEnd w:id="32"/>
     </w:p>
     <w:p>
       <w:pPr>
@@ -2683,6 +3625,7 @@
         </w:pBdr>
         <w:spacing w:after="180" w:before="400" w:line="400" w:lineRule="atLeast"/>
       </w:pPr>
+      <w:bookmarkStart w:name="_Toc33" w:id="33"/>
       <w:r>
         <w:rPr>
           <w:rFonts w:ascii="Times New Roman" w:cs="Times New Roman" w:eastAsia="Times New Roman" w:hAnsi="Times New Roman"/>
@@ -2694,13 +3637,14 @@
         </w:rPr>
         <w:t xml:space="preserve">12. T10 - The resolution-drift law (why one formula gives different values)</w:t>
       </w:r>
+      <w:bookmarkEnd w:id="33"/>
     </w:p>
     <w:p>
       <w:pPr>
         <w:pBdr>
           <w:top w:val="single" w:color="DDD5C0" w:sz="1" w:space="4"/>
+          <w:left w:val="single" w:color="C9A84C" w:sz="12" w:space="10"/>
           <w:bottom w:val="single" w:color="DDD5C0" w:sz="1" w:space="4"/>
-          <w:left w:val="single" w:color="C9A84C" w:sz="12" w:space="10"/>
         </w:pBdr>
         <w:shd w:fill="F5F2E8" w:val="clear"/>
         <w:spacing w:after="160" w:before="160" w:line="312"/>
@@ -2735,6 +3679,7 @@
         <w:pStyle w:val="Heading2"/>
         <w:spacing w:after="120" w:before="280" w:line="360" w:lineRule="atLeast"/>
       </w:pPr>
+      <w:bookmarkStart w:name="_Toc34" w:id="34"/>
       <w:r>
         <w:rPr>
           <w:rFonts w:ascii="Times New Roman" w:cs="Times New Roman" w:eastAsia="Times New Roman" w:hAnsi="Times New Roman"/>
@@ -2746,6 +3691,7 @@
         </w:rPr>
         <w:t xml:space="preserve">12.1. The two exact lemmas</w:t>
       </w:r>
+      <w:bookmarkEnd w:id="34"/>
     </w:p>
     <w:p>
       <w:pPr>
@@ -2784,6 +3730,7 @@
         <w:pStyle w:val="Heading2"/>
         <w:spacing w:after="120" w:before="280" w:line="360" w:lineRule="atLeast"/>
       </w:pPr>
+      <w:bookmarkStart w:name="_Toc35" w:id="35"/>
       <w:r>
         <w:rPr>
           <w:rFonts w:ascii="Times New Roman" w:cs="Times New Roman" w:eastAsia="Times New Roman" w:hAnsi="Times New Roman"/>
@@ -2795,6 +3742,7 @@
         </w:rPr>
         <w:t xml:space="preserve">12.2. The threshold shift and its measurement</w:t>
       </w:r>
+      <w:bookmarkEnd w:id="35"/>
     </w:p>
     <w:p>
       <w:pPr>
@@ -2822,7 +3770,7 @@
           <wp:inline distT="0" distB="0" distL="0" distR="0">
             <wp:extent cx="5143500" cy="3228975"/>
             <wp:effectExtent t="0" r="0" b="0" l="0"/>
-            <wp:docPr id="1" name="" descr="" title=""/>
+            <wp:docPr id="7" name="" descr="" title=""/>
             <wp:cNvGraphicFramePr>
               <a:graphicFrameLocks xmlns:a="http://schemas.openxmlformats.org/drawingml/2006/main" noChangeAspect="1"/>
             </wp:cNvGraphicFramePr>
@@ -2880,6 +3828,7 @@
         <w:pStyle w:val="Heading2"/>
         <w:spacing w:after="120" w:before="280" w:line="360" w:lineRule="atLeast"/>
       </w:pPr>
+      <w:bookmarkStart w:name="_Toc36" w:id="36"/>
       <w:r>
         <w:rPr>
           <w:rFonts w:ascii="Times New Roman" w:cs="Times New Roman" w:eastAsia="Times New Roman" w:hAnsi="Times New Roman"/>
@@ -2891,6 +3840,7 @@
         </w:rPr>
         <w:t xml:space="preserve">12.3. Status and honest negatives</w:t>
       </w:r>
+      <w:bookmarkEnd w:id="36"/>
     </w:p>
     <w:p>
       <w:pPr>
@@ -2916,6 +3866,7 @@
         </w:pBdr>
         <w:spacing w:after="180" w:before="400" w:line="400" w:lineRule="atLeast"/>
       </w:pPr>
+      <w:bookmarkStart w:name="_Toc37" w:id="37"/>
       <w:r>
         <w:rPr>
           <w:rFonts w:ascii="Times New Roman" w:cs="Times New Roman" w:eastAsia="Times New Roman" w:hAnsi="Times New Roman"/>
@@ -2927,6 +3878,7 @@
         </w:rPr>
         <w:t xml:space="preserve">13. The verification matrix</w:t>
       </w:r>
+      <w:bookmarkEnd w:id="37"/>
     </w:p>
     <w:p>
       <w:pPr>
@@ -2964,7 +3916,7 @@
     </w:p>
     <w:tbl>
       <w:tblPr>
-        <w:tblW w:type="pct" w:w="100%"/>
+        <w:tblW w:type="pct" w:w="5000"/>
         <w:tblBorders>
           <w:top w:val="single" w:color="C9A84C" w:sz="6"/>
           <w:left w:val="none" w:color="FFFFFF" w:sz="0"/>
@@ -2975,11 +3927,11 @@
         </w:tblBorders>
       </w:tblPr>
       <w:tblGrid>
-        <w:gridCol w:w="100"/>
-        <w:gridCol w:w="100"/>
-        <w:gridCol w:w="100"/>
-        <w:gridCol w:w="100"/>
-        <w:gridCol w:w="100"/>
+        <w:gridCol w:w="703"/>
+        <w:gridCol w:w="2636"/>
+        <w:gridCol w:w="1758"/>
+        <w:gridCol w:w="1758"/>
+        <w:gridCol w:w="1933"/>
       </w:tblGrid>
       <w:tr>
         <w:trPr>
@@ -2988,7 +3940,7 @@
         </w:trPr>
         <w:tc>
           <w:tcPr>
-            <w:tcW w:type="pct" w:w="8%"/>
+            <w:tcW w:type="pct" w:w="400"/>
             <w:shd w:fill="C9A84C" w:val="clear"/>
             <w:tcMar>
               <w:top w:type="dxa" w:w="60"/>
@@ -3017,7 +3969,7 @@
         </w:tc>
         <w:tc>
           <w:tcPr>
-            <w:tcW w:type="pct" w:w="30%"/>
+            <w:tcW w:type="pct" w:w="1500"/>
             <w:shd w:fill="C9A84C" w:val="clear"/>
             <w:tcMar>
               <w:top w:type="dxa" w:w="60"/>
@@ -3046,7 +3998,7 @@
         </w:tc>
         <w:tc>
           <w:tcPr>
-            <w:tcW w:type="pct" w:w="20%"/>
+            <w:tcW w:type="pct" w:w="1000"/>
             <w:shd w:fill="C9A84C" w:val="clear"/>
             <w:tcMar>
               <w:top w:type="dxa" w:w="60"/>
@@ -3075,7 +4027,7 @@
         </w:tc>
         <w:tc>
           <w:tcPr>
-            <w:tcW w:type="pct" w:w="20%"/>
+            <w:tcW w:type="pct" w:w="1000"/>
             <w:shd w:fill="C9A84C" w:val="clear"/>
             <w:tcMar>
               <w:top w:type="dxa" w:w="60"/>
@@ -3104,7 +4056,7 @@
         </w:tc>
         <w:tc>
           <w:tcPr>
-            <w:tcW w:type="pct" w:w="22%"/>
+            <w:tcW w:type="pct" w:w="1100"/>
             <w:shd w:fill="C9A84C" w:val="clear"/>
             <w:tcMar>
               <w:top w:type="dxa" w:w="60"/>
@@ -3138,7 +4090,7 @@
         </w:trPr>
         <w:tc>
           <w:tcPr>
-            <w:tcW w:type="pct" w:w="8%"/>
+            <w:tcW w:type="pct" w:w="400"/>
             <w:tcMar>
               <w:top w:type="dxa" w:w="60"/>
               <w:left w:type="dxa" w:w="100"/>
@@ -3166,7 +4118,7 @@
         </w:tc>
         <w:tc>
           <w:tcPr>
-            <w:tcW w:type="pct" w:w="30%"/>
+            <w:tcW w:type="pct" w:w="1500"/>
             <w:tcMar>
               <w:top w:type="dxa" w:w="60"/>
               <w:left w:type="dxa" w:w="100"/>
@@ -3194,7 +4146,7 @@
         </w:tc>
         <w:tc>
           <w:tcPr>
-            <w:tcW w:type="pct" w:w="20%"/>
+            <w:tcW w:type="pct" w:w="1000"/>
             <w:tcMar>
               <w:top w:type="dxa" w:w="60"/>
               <w:left w:type="dxa" w:w="100"/>
@@ -3222,7 +4174,7 @@
         </w:tc>
         <w:tc>
           <w:tcPr>
-            <w:tcW w:type="pct" w:w="20%"/>
+            <w:tcW w:type="pct" w:w="1000"/>
             <w:tcMar>
               <w:top w:type="dxa" w:w="60"/>
               <w:left w:type="dxa" w:w="100"/>
@@ -3250,7 +4202,7 @@
         </w:tc>
         <w:tc>
           <w:tcPr>
-            <w:tcW w:type="pct" w:w="22%"/>
+            <w:tcW w:type="pct" w:w="1100"/>
             <w:tcMar>
               <w:top w:type="dxa" w:w="60"/>
               <w:left w:type="dxa" w:w="100"/>
@@ -3283,7 +4235,7 @@
         </w:trPr>
         <w:tc>
           <w:tcPr>
-            <w:tcW w:type="pct" w:w="8%"/>
+            <w:tcW w:type="pct" w:w="400"/>
             <w:shd w:fill="F5F2E8" w:val="clear"/>
             <w:tcMar>
               <w:top w:type="dxa" w:w="60"/>
@@ -3312,7 +4264,7 @@
         </w:tc>
         <w:tc>
           <w:tcPr>
-            <w:tcW w:type="pct" w:w="30%"/>
+            <w:tcW w:type="pct" w:w="1500"/>
             <w:shd w:fill="F5F2E8" w:val="clear"/>
             <w:tcMar>
               <w:top w:type="dxa" w:w="60"/>
@@ -3341,7 +4293,7 @@
         </w:tc>
         <w:tc>
           <w:tcPr>
-            <w:tcW w:type="pct" w:w="20%"/>
+            <w:tcW w:type="pct" w:w="1000"/>
             <w:shd w:fill="F5F2E8" w:val="clear"/>
             <w:tcMar>
               <w:top w:type="dxa" w:w="60"/>
@@ -3370,7 +4322,7 @@
         </w:tc>
         <w:tc>
           <w:tcPr>
-            <w:tcW w:type="pct" w:w="20%"/>
+            <w:tcW w:type="pct" w:w="1000"/>
             <w:shd w:fill="F5F2E8" w:val="clear"/>
             <w:tcMar>
               <w:top w:type="dxa" w:w="60"/>
@@ -3399,7 +4351,7 @@
         </w:tc>
         <w:tc>
           <w:tcPr>
-            <w:tcW w:type="pct" w:w="22%"/>
+            <w:tcW w:type="pct" w:w="1100"/>
             <w:shd w:fill="F5F2E8" w:val="clear"/>
             <w:tcMar>
               <w:top w:type="dxa" w:w="60"/>
@@ -3433,7 +4385,7 @@
         </w:trPr>
         <w:tc>
           <w:tcPr>
-            <w:tcW w:type="pct" w:w="8%"/>
+            <w:tcW w:type="pct" w:w="400"/>
             <w:tcMar>
               <w:top w:type="dxa" w:w="60"/>
               <w:left w:type="dxa" w:w="100"/>
@@ -3461,7 +4413,7 @@
         </w:tc>
         <w:tc>
           <w:tcPr>
-            <w:tcW w:type="pct" w:w="30%"/>
+            <w:tcW w:type="pct" w:w="1500"/>
             <w:tcMar>
               <w:top w:type="dxa" w:w="60"/>
               <w:left w:type="dxa" w:w="100"/>
@@ -3489,7 +4441,7 @@
         </w:tc>
         <w:tc>
           <w:tcPr>
-            <w:tcW w:type="pct" w:w="20%"/>
+            <w:tcW w:type="pct" w:w="1000"/>
             <w:tcMar>
               <w:top w:type="dxa" w:w="60"/>
               <w:left w:type="dxa" w:w="100"/>
@@ -3517,7 +4469,7 @@
         </w:tc>
         <w:tc>
           <w:tcPr>
-            <w:tcW w:type="pct" w:w="20%"/>
+            <w:tcW w:type="pct" w:w="1000"/>
             <w:tcMar>
               <w:top w:type="dxa" w:w="60"/>
               <w:left w:type="dxa" w:w="100"/>
@@ -3545,7 +4497,7 @@
         </w:tc>
         <w:tc>
           <w:tcPr>
-            <w:tcW w:type="pct" w:w="22%"/>
+            <w:tcW w:type="pct" w:w="1100"/>
             <w:tcMar>
               <w:top w:type="dxa" w:w="60"/>
               <w:left w:type="dxa" w:w="100"/>
@@ -3578,7 +4530,7 @@
         </w:trPr>
         <w:tc>
           <w:tcPr>
-            <w:tcW w:type="pct" w:w="8%"/>
+            <w:tcW w:type="pct" w:w="400"/>
             <w:shd w:fill="F5F2E8" w:val="clear"/>
             <w:tcMar>
               <w:top w:type="dxa" w:w="60"/>
@@ -3607,7 +4559,7 @@
         </w:tc>
         <w:tc>
           <w:tcPr>
-            <w:tcW w:type="pct" w:w="30%"/>
+            <w:tcW w:type="pct" w:w="1500"/>
             <w:shd w:fill="F5F2E8" w:val="clear"/>
             <w:tcMar>
               <w:top w:type="dxa" w:w="60"/>
@@ -3636,7 +4588,7 @@
         </w:tc>
         <w:tc>
           <w:tcPr>
-            <w:tcW w:type="pct" w:w="20%"/>
+            <w:tcW w:type="pct" w:w="1000"/>
             <w:shd w:fill="F5F2E8" w:val="clear"/>
             <w:tcMar>
               <w:top w:type="dxa" w:w="60"/>
@@ -3665,7 +4617,7 @@
         </w:tc>
         <w:tc>
           <w:tcPr>
-            <w:tcW w:type="pct" w:w="20%"/>
+            <w:tcW w:type="pct" w:w="1000"/>
             <w:shd w:fill="F5F2E8" w:val="clear"/>
             <w:tcMar>
               <w:top w:type="dxa" w:w="60"/>
@@ -3694,7 +4646,7 @@
         </w:tc>
         <w:tc>
           <w:tcPr>
-            <w:tcW w:type="pct" w:w="22%"/>
+            <w:tcW w:type="pct" w:w="1100"/>
             <w:shd w:fill="F5F2E8" w:val="clear"/>
             <w:tcMar>
               <w:top w:type="dxa" w:w="60"/>
@@ -3728,7 +4680,7 @@
         </w:trPr>
         <w:tc>
           <w:tcPr>
-            <w:tcW w:type="pct" w:w="8%"/>
+            <w:tcW w:type="pct" w:w="400"/>
             <w:tcMar>
               <w:top w:type="dxa" w:w="60"/>
               <w:left w:type="dxa" w:w="100"/>
@@ -3756,7 +4708,7 @@
         </w:tc>
         <w:tc>
           <w:tcPr>
-            <w:tcW w:type="pct" w:w="30%"/>
+            <w:tcW w:type="pct" w:w="1500"/>
             <w:tcMar>
               <w:top w:type="dxa" w:w="60"/>
               <w:left w:type="dxa" w:w="100"/>
@@ -3784,7 +4736,7 @@
         </w:tc>
         <w:tc>
           <w:tcPr>
-            <w:tcW w:type="pct" w:w="20%"/>
+            <w:tcW w:type="pct" w:w="1000"/>
             <w:tcMar>
               <w:top w:type="dxa" w:w="60"/>
               <w:left w:type="dxa" w:w="100"/>
@@ -3812,7 +4764,7 @@
         </w:tc>
         <w:tc>
           <w:tcPr>
-            <w:tcW w:type="pct" w:w="20%"/>
+            <w:tcW w:type="pct" w:w="1000"/>
             <w:tcMar>
               <w:top w:type="dxa" w:w="60"/>
               <w:left w:type="dxa" w:w="100"/>
@@ -3840,7 +4792,7 @@
         </w:tc>
         <w:tc>
           <w:tcPr>
-            <w:tcW w:type="pct" w:w="22%"/>
+            <w:tcW w:type="pct" w:w="1100"/>
             <w:tcMar>
               <w:top w:type="dxa" w:w="60"/>
               <w:left w:type="dxa" w:w="100"/>
@@ -3873,7 +4825,7 @@
         </w:trPr>
         <w:tc>
           <w:tcPr>
-            <w:tcW w:type="pct" w:w="8%"/>
+            <w:tcW w:type="pct" w:w="400"/>
             <w:shd w:fill="F5F2E8" w:val="clear"/>
             <w:tcMar>
               <w:top w:type="dxa" w:w="60"/>
@@ -3902,7 +4854,7 @@
         </w:tc>
         <w:tc>
           <w:tcPr>
-            <w:tcW w:type="pct" w:w="30%"/>
+            <w:tcW w:type="pct" w:w="1500"/>
             <w:shd w:fill="F5F2E8" w:val="clear"/>
             <w:tcMar>
               <w:top w:type="dxa" w:w="60"/>
@@ -3931,7 +4883,7 @@
         </w:tc>
         <w:tc>
           <w:tcPr>
-            <w:tcW w:type="pct" w:w="20%"/>
+            <w:tcW w:type="pct" w:w="1000"/>
             <w:shd w:fill="F5F2E8" w:val="clear"/>
             <w:tcMar>
               <w:top w:type="dxa" w:w="60"/>
@@ -3960,7 +4912,7 @@
         </w:tc>
         <w:tc>
           <w:tcPr>
-            <w:tcW w:type="pct" w:w="20%"/>
+            <w:tcW w:type="pct" w:w="1000"/>
             <w:shd w:fill="F5F2E8" w:val="clear"/>
             <w:tcMar>
               <w:top w:type="dxa" w:w="60"/>
@@ -3989,7 +4941,7 @@
         </w:tc>
         <w:tc>
           <w:tcPr>
-            <w:tcW w:type="pct" w:w="22%"/>
+            <w:tcW w:type="pct" w:w="1100"/>
             <w:shd w:fill="F5F2E8" w:val="clear"/>
             <w:tcMar>
               <w:top w:type="dxa" w:w="60"/>
@@ -4023,7 +4975,7 @@
         </w:trPr>
         <w:tc>
           <w:tcPr>
-            <w:tcW w:type="pct" w:w="8%"/>
+            <w:tcW w:type="pct" w:w="400"/>
             <w:tcMar>
               <w:top w:type="dxa" w:w="60"/>
               <w:left w:type="dxa" w:w="100"/>
@@ -4051,7 +5003,7 @@
         </w:tc>
         <w:tc>
           <w:tcPr>
-            <w:tcW w:type="pct" w:w="30%"/>
+            <w:tcW w:type="pct" w:w="1500"/>
             <w:tcMar>
               <w:top w:type="dxa" w:w="60"/>
               <w:left w:type="dxa" w:w="100"/>
@@ -4079,7 +5031,7 @@
         </w:tc>
         <w:tc>
           <w:tcPr>
-            <w:tcW w:type="pct" w:w="20%"/>
+            <w:tcW w:type="pct" w:w="1000"/>
             <w:tcMar>
               <w:top w:type="dxa" w:w="60"/>
               <w:left w:type="dxa" w:w="100"/>
@@ -4107,7 +5059,7 @@
         </w:tc>
         <w:tc>
           <w:tcPr>
-            <w:tcW w:type="pct" w:w="20%"/>
+            <w:tcW w:type="pct" w:w="1000"/>
             <w:tcMar>
               <w:top w:type="dxa" w:w="60"/>
               <w:left w:type="dxa" w:w="100"/>
@@ -4135,7 +5087,7 @@
         </w:tc>
         <w:tc>
           <w:tcPr>
-            <w:tcW w:type="pct" w:w="22%"/>
+            <w:tcW w:type="pct" w:w="1100"/>
             <w:tcMar>
               <w:top w:type="dxa" w:w="60"/>
               <w:left w:type="dxa" w:w="100"/>
@@ -4168,7 +5120,7 @@
         </w:trPr>
         <w:tc>
           <w:tcPr>
-            <w:tcW w:type="pct" w:w="8%"/>
+            <w:tcW w:type="pct" w:w="400"/>
             <w:shd w:fill="F5F2E8" w:val="clear"/>
             <w:tcMar>
               <w:top w:type="dxa" w:w="60"/>
@@ -4197,7 +5149,7 @@
         </w:tc>
         <w:tc>
           <w:tcPr>
-            <w:tcW w:type="pct" w:w="30%"/>
+            <w:tcW w:type="pct" w:w="1500"/>
             <w:shd w:fill="F5F2E8" w:val="clear"/>
             <w:tcMar>
               <w:top w:type="dxa" w:w="60"/>
@@ -4226,7 +5178,7 @@
         </w:tc>
         <w:tc>
           <w:tcPr>
-            <w:tcW w:type="pct" w:w="20%"/>
+            <w:tcW w:type="pct" w:w="1000"/>
             <w:shd w:fill="F5F2E8" w:val="clear"/>
             <w:tcMar>
               <w:top w:type="dxa" w:w="60"/>
@@ -4255,7 +5207,7 @@
         </w:tc>
         <w:tc>
           <w:tcPr>
-            <w:tcW w:type="pct" w:w="20%"/>
+            <w:tcW w:type="pct" w:w="1000"/>
             <w:shd w:fill="F5F2E8" w:val="clear"/>
             <w:tcMar>
               <w:top w:type="dxa" w:w="60"/>
@@ -4284,7 +5236,7 @@
         </w:tc>
         <w:tc>
           <w:tcPr>
-            <w:tcW w:type="pct" w:w="22%"/>
+            <w:tcW w:type="pct" w:w="1100"/>
             <w:shd w:fill="F5F2E8" w:val="clear"/>
             <w:tcMar>
               <w:top w:type="dxa" w:w="60"/>
@@ -4318,7 +5270,7 @@
         </w:trPr>
         <w:tc>
           <w:tcPr>
-            <w:tcW w:type="pct" w:w="8%"/>
+            <w:tcW w:type="pct" w:w="400"/>
             <w:tcMar>
               <w:top w:type="dxa" w:w="60"/>
               <w:left w:type="dxa" w:w="100"/>
@@ -4346,7 +5298,7 @@
         </w:tc>
         <w:tc>
           <w:tcPr>
-            <w:tcW w:type="pct" w:w="30%"/>
+            <w:tcW w:type="pct" w:w="1500"/>
             <w:tcMar>
               <w:top w:type="dxa" w:w="60"/>
               <w:left w:type="dxa" w:w="100"/>
@@ -4374,7 +5326,7 @@
         </w:tc>
         <w:tc>
           <w:tcPr>
-            <w:tcW w:type="pct" w:w="20%"/>
+            <w:tcW w:type="pct" w:w="1000"/>
             <w:tcMar>
               <w:top w:type="dxa" w:w="60"/>
               <w:left w:type="dxa" w:w="100"/>
@@ -4402,7 +5354,7 @@
         </w:tc>
         <w:tc>
           <w:tcPr>
-            <w:tcW w:type="pct" w:w="20%"/>
+            <w:tcW w:type="pct" w:w="1000"/>
             <w:tcMar>
               <w:top w:type="dxa" w:w="60"/>
               <w:left w:type="dxa" w:w="100"/>
@@ -4430,7 +5382,7 @@
         </w:tc>
         <w:tc>
           <w:tcPr>
-            <w:tcW w:type="pct" w:w="22%"/>
+            <w:tcW w:type="pct" w:w="1100"/>
             <w:tcMar>
               <w:top w:type="dxa" w:w="60"/>
               <w:left w:type="dxa" w:w="100"/>
@@ -4463,7 +5415,7 @@
         </w:trPr>
         <w:tc>
           <w:tcPr>
-            <w:tcW w:type="pct" w:w="8%"/>
+            <w:tcW w:type="pct" w:w="400"/>
             <w:shd w:fill="F5F2E8" w:val="clear"/>
             <w:tcMar>
               <w:top w:type="dxa" w:w="60"/>
@@ -4492,7 +5444,7 @@
         </w:tc>
         <w:tc>
           <w:tcPr>
-            <w:tcW w:type="pct" w:w="30%"/>
+            <w:tcW w:type="pct" w:w="1500"/>
             <w:shd w:fill="F5F2E8" w:val="clear"/>
             <w:tcMar>
               <w:top w:type="dxa" w:w="60"/>
@@ -4521,7 +5473,7 @@
         </w:tc>
         <w:tc>
           <w:tcPr>
-            <w:tcW w:type="pct" w:w="20%"/>
+            <w:tcW w:type="pct" w:w="1000"/>
             <w:shd w:fill="F5F2E8" w:val="clear"/>
             <w:tcMar>
               <w:top w:type="dxa" w:w="60"/>
@@ -4550,7 +5502,7 @@
         </w:tc>
         <w:tc>
           <w:tcPr>
-            <w:tcW w:type="pct" w:w="20%"/>
+            <w:tcW w:type="pct" w:w="1000"/>
             <w:shd w:fill="F5F2E8" w:val="clear"/>
             <w:tcMar>
               <w:top w:type="dxa" w:w="60"/>
@@ -4579,7 +5531,7 @@
         </w:tc>
         <w:tc>
           <w:tcPr>
-            <w:tcW w:type="pct" w:w="22%"/>
+            <w:tcW w:type="pct" w:w="1100"/>
             <w:shd w:fill="F5F2E8" w:val="clear"/>
             <w:tcMar>
               <w:top w:type="dxa" w:w="60"/>
@@ -4632,6 +5584,7 @@
         </w:pBdr>
         <w:spacing w:after="180" w:before="400" w:line="400" w:lineRule="atLeast"/>
       </w:pPr>
+      <w:bookmarkStart w:name="_Toc38" w:id="38"/>
       <w:r>
         <w:rPr>
           <w:rFonts w:ascii="Times New Roman" w:cs="Times New Roman" w:eastAsia="Times New Roman" w:hAnsi="Times New Roman"/>
@@ -4643,6 +5596,7 @@
         </w:rPr>
         <w:t xml:space="preserve">14. The honesty register and limits of applicability</w:t>
       </w:r>
+      <w:bookmarkEnd w:id="38"/>
     </w:p>
     <w:p>
       <w:pPr>
@@ -4844,6 +5798,7 @@
         </w:pBdr>
         <w:spacing w:after="180" w:before="400" w:line="400" w:lineRule="atLeast"/>
       </w:pPr>
+      <w:bookmarkStart w:name="_Toc39" w:id="39"/>
       <w:r>
         <w:rPr>
           <w:rFonts w:ascii="Times New Roman" w:cs="Times New Roman" w:eastAsia="Times New Roman" w:hAnsi="Times New Roman"/>
@@ -4855,6 +5810,7 @@
         </w:rPr>
         <w:t xml:space="preserve">15. References and package sources</w:t>
       </w:r>
+      <w:bookmarkEnd w:id="39"/>
     </w:p>
     <w:p>
       <w:pPr>
@@ -5009,8 +5965,8 @@
       </w:r>
     </w:p>
     <w:sectPr>
-      <w:headerReference w:type="default" r:id="rId9"/>
-      <w:footerReference w:type="default" r:id="rId10"/>
+      <w:headerReference w:type="default" r:id="rId8"/>
+      <w:footerReference w:type="default" r:id="rId9"/>
       <w:type w:val="nextPage"/>
       <w:pgSz w:w="11906" w:h="16838" w:orient="portrait"/>
       <w:pgMar w:top="1440" w:right="1417" w:bottom="1440" w:left="1701" w:header="708" w:footer="708" w:gutter="0"/>
@@ -5019,10 +5975,6 @@
     </w:sectPr>
   </w:body>
 </w:document>
-</file>
-
-<file path=word/comments.xml><?xml version="1.0" encoding="utf-8"?>
-<w:comments xmlns:cx="http://schemas.microsoft.com/office/drawing/2014/chartex" xmlns:cx1="http://schemas.microsoft.com/office/drawing/2015/9/8/chartex" xmlns:cx2="http://schemas.microsoft.com/office/drawing/2015/10/21/chartex" xmlns:cx3="http://schemas.microsoft.com/office/drawing/2016/5/9/chartex" xmlns:cx4="http://schemas.microsoft.com/office/drawing/2016/5/10/chartex" xmlns:cx5="http://schemas.microsoft.com/office/drawing/2016/5/11/chartex" xmlns:cx6="http://schemas.microsoft.com/office/drawing/2016/5/12/chartex" xmlns:cx7="http://schemas.microsoft.com/office/drawing/2016/5/13/chartex" xmlns:cx8="http://schemas.microsoft.com/office/drawing/2016/5/14/chartex" xmlns:mc="http://schemas.openxmlformats.org/markup-compatibility/2006" xmlns:aink="http://schemas.microsoft.com/office/drawing/2016/ink" xmlns:am3d="http://schemas.microsoft.com/office/drawing/2017/model3d" xmlns:o="urn:schemas-microsoft-com:office:office" xmlns:r="http://schemas.openxmlformats.org/officeDocument/2006/relationships" xmlns:m="http://schemas.openxmlformats.org/officeDocument/2006/math" xmlns:v="urn:schemas-microsoft-com:vml" xmlns:wp14="http://schemas.microsoft.com/office/word/2010/wordprocessingDrawing" xmlns:wp="http://schemas.openxmlformats.org/drawingml/2006/wordprocessingDrawing" xmlns:w10="urn:schemas-microsoft-com:office:word" xmlns:w="http://schemas.openxmlformats.org/wordprocessingml/2006/main" xmlns:w14="http://schemas.microsoft.com/office/word/2010/wordml" xmlns:w15="http://schemas.microsoft.com/office/word/2012/wordml" xmlns:w16cex="http://schemas.microsoft.com/office/word/2018/wordml/cex" xmlns:w16cid="http://schemas.microsoft.com/office/word/2016/wordml/cid" xmlns:w16="http://schemas.microsoft.com/office/word/2018/wordml" xmlns:w16sdtdh="http://schemas.microsoft.com/office/word/2020/wordml/sdtdatahash" xmlns:w16se="http://schemas.microsoft.com/office/word/2015/wordml/symex" xmlns:wpg="http://schemas.microsoft.com/office/word/2010/wordprocessingGroup" xmlns:wpi="http://schemas.microsoft.com/office/word/2010/wordprocessingInk" xmlns:wne="http://schemas.microsoft.com/office/word/2006/wordml" xmlns:wps="http://schemas.microsoft.com/office/word/2010/wordprocessingShape"/>
 </file>
 
 <file path=word/endnotes.xml><?xml version="1.0" encoding="utf-8"?>
@@ -5195,7 +6147,7 @@
 <w:numbering xmlns:wpc="http://schemas.microsoft.com/office/word/2010/wordprocessingCanvas" xmlns:mc="http://schemas.openxmlformats.org/markup-compatibility/2006" xmlns:o="urn:schemas-microsoft-com:office:office" xmlns:r="http://schemas.openxmlformats.org/officeDocument/2006/relationships" xmlns:m="http://schemas.openxmlformats.org/officeDocument/2006/math" xmlns:v="urn:schemas-microsoft-com:vml" xmlns:wp14="http://schemas.microsoft.com/office/word/2010/wordprocessingDrawing" xmlns:wp="http://schemas.openxmlformats.org/drawingml/2006/wordprocessingDrawing" xmlns:w10="urn:schemas-microsoft-com:office:word" xmlns:w="http://schemas.openxmlformats.org/wordprocessingml/2006/main" xmlns:w14="http://schemas.microsoft.com/office/word/2010/wordml" xmlns:w15="http://schemas.microsoft.com/office/word/2012/wordml" xmlns:wpg="http://schemas.microsoft.com/office/word/2010/wordprocessingGroup" xmlns:wpi="http://schemas.microsoft.com/office/word/2010/wordprocessingInk" xmlns:wne="http://schemas.microsoft.com/office/word/2006/wordml" xmlns:wps="http://schemas.microsoft.com/office/word/2010/wordprocessingShape" mc:Ignorable="w14 w15 wp14">
   <w:abstractNum w:abstractNumId="1" w15:restartNumberingAfterBreak="0">
     <w:multiLevelType w:val="hybridMultilevel"/>
-    <w:lvl w:ilvl="0" w15:tentative="1">
+    <w:lvl w:ilvl="0" w:tentative="1">
       <w:start w:val="1"/>
       <w:numFmt w:val="bullet"/>
       <w:lvlText w:val="●"/>
@@ -5204,7 +6156,7 @@
         <w:ind w:left="720" w:hanging="360"/>
       </w:pPr>
     </w:lvl>
-    <w:lvl w:ilvl="1" w15:tentative="1">
+    <w:lvl w:ilvl="1" w:tentative="1">
       <w:start w:val="1"/>
       <w:numFmt w:val="bullet"/>
       <w:lvlText w:val="○"/>
@@ -5213,7 +6165,7 @@
         <w:ind w:left="1440" w:hanging="360"/>
       </w:pPr>
     </w:lvl>
-    <w:lvl w:ilvl="2" w15:tentative="1">
+    <w:lvl w:ilvl="2" w:tentative="1">
       <w:start w:val="1"/>
       <w:numFmt w:val="bullet"/>
       <w:lvlText w:val="■"/>
@@ -5222,7 +6174,7 @@
         <w:ind w:left="2160" w:hanging="360"/>
       </w:pPr>
     </w:lvl>
-    <w:lvl w:ilvl="3" w15:tentative="1">
+    <w:lvl w:ilvl="3" w:tentative="1">
       <w:start w:val="1"/>
       <w:numFmt w:val="bullet"/>
       <w:lvlText w:val="●"/>
@@ -5231,7 +6183,7 @@
         <w:ind w:left="2880" w:hanging="360"/>
       </w:pPr>
     </w:lvl>
-    <w:lvl w:ilvl="4" w15:tentative="1">
+    <w:lvl w:ilvl="4" w:tentative="1">
       <w:start w:val="1"/>
       <w:numFmt w:val="bullet"/>
       <w:lvlText w:val="○"/>
@@ -5240,7 +6192,7 @@
         <w:ind w:left="3600" w:hanging="360"/>
       </w:pPr>
     </w:lvl>
-    <w:lvl w:ilvl="5" w15:tentative="1">
+    <w:lvl w:ilvl="5" w:tentative="1">
       <w:start w:val="1"/>
       <w:numFmt w:val="bullet"/>
       <w:lvlText w:val="■"/>
@@ -5249,7 +6201,7 @@
         <w:ind w:left="4320" w:hanging="360"/>
       </w:pPr>
     </w:lvl>
-    <w:lvl w:ilvl="6" w15:tentative="1">
+    <w:lvl w:ilvl="6" w:tentative="1">
       <w:start w:val="1"/>
       <w:numFmt w:val="bullet"/>
       <w:lvlText w:val="●"/>
@@ -5258,7 +6210,7 @@
         <w:ind w:left="5040" w:hanging="360"/>
       </w:pPr>
     </w:lvl>
-    <w:lvl w:ilvl="7" w15:tentative="1">
+    <w:lvl w:ilvl="7" w:tentative="1">
       <w:start w:val="1"/>
       <w:numFmt w:val="bullet"/>
       <w:lvlText w:val="●"/>
@@ -5267,7 +6219,7 @@
         <w:ind w:left="5760" w:hanging="360"/>
       </w:pPr>
     </w:lvl>
-    <w:lvl w:ilvl="8" w15:tentative="1">
+    <w:lvl w:ilvl="8" w:tentative="1">
       <w:start w:val="1"/>
       <w:numFmt w:val="bullet"/>
       <w:lvlText w:val="●"/>
@@ -5303,6 +6255,25 @@
       </w:pPr>
     </w:pPrDefault>
   </w:docDefaults>
+  <w:style w:type="paragraph" w:styleId="Normal" w:default="1">
+    <w:name w:val="Normal"/>
+    <w:qFormat/>
+  </w:style>
+  <w:style w:type="table" w:styleId="TableNormal" w:default="true">
+    <w:name w:val="Normal Table"/>
+    <w:uiPriority w:val="99"/>
+    <w:semiHidden/>
+    <w:unhideWhenUsed/>
+    <w:tblPr>
+      <w:tblInd w:type="dxa" w:w="0"/>
+      <w:tblCellMar>
+        <w:top w:type="dxa" w:w="0"/>
+        <w:left w:type="dxa" w:w="108"/>
+        <w:bottom w:type="dxa" w:w="0"/>
+        <w:right w:type="dxa" w:w="108"/>
+      </w:tblCellMar>
+    </w:tblPr>
+  </w:style>
   <w:style w:type="paragraph" w:styleId="Title">
     <w:name w:val="Title"/>
     <w:basedOn w:val="Normal"/>
@@ -5496,4 +6467,294 @@
     </w:rPr>
   </w:style>
 </w:styles>
+</file>
+
+<file path=word/theme/theme1.xml><?xml version="1.0" encoding="utf-8"?>
+<a:theme xmlns:a="http://schemas.openxmlformats.org/drawingml/2006/main" name="Office Theme">
+  <a:themeElements>
+    <a:clrScheme name="Office">
+      <a:dk1>
+        <a:sysClr val="windowText" lastClr="000000"/>
+      </a:dk1>
+      <a:lt1>
+        <a:sysClr val="window" lastClr="FFFFFF"/>
+      </a:lt1>
+      <a:dk2>
+        <a:srgbClr val="44546A"/>
+      </a:dk2>
+      <a:lt2>
+        <a:srgbClr val="E7E6E6"/>
+      </a:lt2>
+      <a:accent1>
+        <a:srgbClr val="4472C4"/>
+      </a:accent1>
+      <a:accent2>
+        <a:srgbClr val="ED7D31"/>
+      </a:accent2>
+      <a:accent3>
+        <a:srgbClr val="A5A5A5"/>
+      </a:accent3>
+      <a:accent4>
+        <a:srgbClr val="FFC000"/>
+      </a:accent4>
+      <a:accent5>
+        <a:srgbClr val="5B9BD5"/>
+      </a:accent5>
+      <a:accent6>
+        <a:srgbClr val="70AD47"/>
+      </a:accent6>
+      <a:hlink>
+        <a:srgbClr val="0563C1"/>
+      </a:hlink>
+      <a:folHlink>
+        <a:srgbClr val="954F72"/>
+      </a:folHlink>
+    </a:clrScheme>
+    <a:fontScheme name="Office">
+      <a:majorFont>
+        <a:latin typeface="Calibri Light" panose="020F0302020204030204"/>
+        <a:ea typeface=""/>
+        <a:cs typeface=""/>
+        <a:font script="Jpan" typeface="游ゴシック Light"/>
+        <a:font script="Hang" typeface="맑은 고딕"/>
+        <a:font script="Hans" typeface="等线 Light"/>
+        <a:font script="Hant" typeface="新細明體"/>
+        <a:font script="Arab" typeface="Times New Roman"/>
+        <a:font script="Hebr" typeface="Times New Roman"/>
+        <a:font script="Thai" typeface="Angsana New"/>
+        <a:font script="Ethi" typeface="Nyala"/>
+        <a:font script="Beng" typeface="Vrinda"/>
+        <a:font script="Gujr" typeface="Shruti"/>
+        <a:font script="Khmr" typeface="MoolBoran"/>
+        <a:font script="Knda" typeface="Tunga"/>
+        <a:font script="Guru" typeface="Raavi"/>
+        <a:font script="Cans" typeface="Euphemia"/>
+        <a:font script="Cher" typeface="Plantagenet Cherokee"/>
+        <a:font script="Yiii" typeface="Microsoft Yi Baiti"/>
+        <a:font script="Tibt" typeface="Microsoft Himalaya"/>
+        <a:font script="Thaa" typeface="MV Boli"/>
+        <a:font script="Deva" typeface="Mangal"/>
+        <a:font script="Telu" typeface="Gautami"/>
+        <a:font script="Taml" typeface="Latha"/>
+        <a:font script="Syrc" typeface="Estrangelo Edessa"/>
+        <a:font script="Orya" typeface="Kalinga"/>
+        <a:font script="Mlym" typeface="Kartika"/>
+        <a:font script="Laoo" typeface="DokChampa"/>
+        <a:font script="Sinh" typeface="Iskoola Pota"/>
+        <a:font script="Mong" typeface="Mongolian Baiti"/>
+        <a:font script="Viet" typeface="Times New Roman"/>
+        <a:font script="Uigh" typeface="Microsoft Uighur"/>
+        <a:font script="Geor" typeface="Sylfaen"/>
+        <a:font script="Armn" typeface="Arial"/>
+        <a:font script="Bugi" typeface="Leelawadee UI"/>
+        <a:font script="Bopo" typeface="Microsoft JhengHei"/>
+        <a:font script="Java" typeface="Javanese Text"/>
+        <a:font script="Lisu" typeface="Segoe UI"/>
+        <a:font script="Mymr" typeface="Myanmar Text"/>
+        <a:font script="Nkoo" typeface="Ebrima"/>
+        <a:font script="Olck" typeface="Nirmala UI"/>
+        <a:font script="Osma" typeface="Ebrima"/>
+        <a:font script="Phag" typeface="Phagspa"/>
+        <a:font script="Syrn" typeface="Estrangelo Edessa"/>
+        <a:font script="Syrj" typeface="Estrangelo Edessa"/>
+        <a:font script="Syre" typeface="Estrangelo Edessa"/>
+        <a:font script="Sora" typeface="Nirmala UI"/>
+        <a:font script="Tale" typeface="Microsoft Tai Le"/>
+        <a:font script="Talu" typeface="Microsoft New Tai Lue"/>
+        <a:font script="Tfng" typeface="Ebrima"/>
+      </a:majorFont>
+      <a:minorFont>
+        <a:latin typeface="Calibri" panose="020F0502020204030204"/>
+        <a:ea typeface=""/>
+        <a:cs typeface=""/>
+        <a:font script="Jpan" typeface="游明朝"/>
+        <a:font script="Hang" typeface="맑은 고딕"/>
+        <a:font script="Hans" typeface="等线"/>
+        <a:font script="Hant" typeface="新細明體"/>
+        <a:font script="Arab" typeface="Arial"/>
+        <a:font script="Hebr" typeface="Arial"/>
+        <a:font script="Thai" typeface="Cordia New"/>
+        <a:font script="Ethi" typeface="Nyala"/>
+        <a:font script="Beng" typeface="Vrinda"/>
+        <a:font script="Gujr" typeface="Shruti"/>
+        <a:font script="Khmr" typeface="DaunPenh"/>
+        <a:font script="Knda" typeface="Tunga"/>
+        <a:font script="Guru" typeface="Raavi"/>
+        <a:font script="Cans" typeface="Euphemia"/>
+        <a:font script="Cher" typeface="Plantagenet Cherokee"/>
+        <a:font script="Yiii" typeface="Microsoft Yi Baiti"/>
+        <a:font script="Tibt" typeface="Microsoft Himalaya"/>
+        <a:font script="Thaa" typeface="MV Boli"/>
+        <a:font script="Deva" typeface="Mangal"/>
+        <a:font script="Telu" typeface="Gautami"/>
+        <a:font script="Taml" typeface="Latha"/>
+        <a:font script="Syrc" typeface="Estrangelo Edessa"/>
+        <a:font script="Orya" typeface="Kalinga"/>
+        <a:font script="Mlym" typeface="Kartika"/>
+        <a:font script="Laoo" typeface="DokChampa"/>
+        <a:font script="Sinh" typeface="Iskoola Pota"/>
+        <a:font script="Mong" typeface="Mongolian Baiti"/>
+        <a:font script="Viet" typeface="Arial"/>
+        <a:font script="Uigh" typeface="Microsoft Uighur"/>
+        <a:font script="Geor" typeface="Sylfaen"/>
+        <a:font script="Armn" typeface="Arial"/>
+        <a:font script="Bugi" typeface="Leelawadee UI"/>
+        <a:font script="Bopo" typeface="Microsoft JhengHei"/>
+        <a:font script="Java" typeface="Javanese Text"/>
+        <a:font script="Lisu" typeface="Segoe UI"/>
+        <a:font script="Mymr" typeface="Myanmar Text"/>
+        <a:font script="Nkoo" typeface="Ebrima"/>
+        <a:font script="Olck" typeface="Nirmala UI"/>
+        <a:font script="Osma" typeface="Ebrima"/>
+        <a:font script="Phag" typeface="Phagspa"/>
+        <a:font script="Syrn" typeface="Estrangelo Edessa"/>
+        <a:font script="Syrj" typeface="Estrangelo Edessa"/>
+        <a:font script="Syre" typeface="Estrangelo Edessa"/>
+        <a:font script="Sora" typeface="Nirmala UI"/>
+        <a:font script="Tale" typeface="Microsoft Tai Le"/>
+        <a:font script="Talu" typeface="Microsoft New Tai Lue"/>
+        <a:font script="Tfng" typeface="Ebrima"/>
+      </a:minorFont>
+    </a:fontScheme>
+    <a:fmtScheme name="Office">
+      <a:fillStyleLst>
+        <a:solidFill>
+          <a:schemeClr val="phClr"/>
+        </a:solidFill>
+        <a:gradFill rotWithShape="true">
+          <a:gsLst>
+            <a:gs pos="0">
+              <a:schemeClr val="phClr">
+                <a:lumMod val="110000"/>
+                <a:satMod val="105000"/>
+                <a:tint val="67000"/>
+              </a:schemeClr>
+            </a:gs>
+            <a:gs pos="50000">
+              <a:schemeClr val="phClr">
+                <a:lumMod val="105000"/>
+                <a:satMod val="103000"/>
+                <a:tint val="73000"/>
+              </a:schemeClr>
+            </a:gs>
+            <a:gs pos="100000">
+              <a:schemeClr val="phClr">
+                <a:lumMod val="105000"/>
+                <a:satMod val="109000"/>
+                <a:tint val="81000"/>
+              </a:schemeClr>
+            </a:gs>
+          </a:gsLst>
+          <a:lin ang="5400000" scaled="false"/>
+        </a:gradFill>
+        <a:gradFill rotWithShape="true">
+          <a:gsLst>
+            <a:gs pos="0">
+              <a:schemeClr val="phClr">
+                <a:satMod val="103000"/>
+                <a:lumMod val="102000"/>
+                <a:tint val="94000"/>
+              </a:schemeClr>
+            </a:gs>
+            <a:gs pos="50000">
+              <a:schemeClr val="phClr">
+                <a:satMod val="110000"/>
+                <a:lumMod val="100000"/>
+                <a:shade val="100000"/>
+              </a:schemeClr>
+            </a:gs>
+            <a:gs pos="100000">
+              <a:schemeClr val="phClr">
+                <a:lumMod val="99000"/>
+                <a:satMod val="120000"/>
+                <a:shade val="78000"/>
+              </a:schemeClr>
+            </a:gs>
+          </a:gsLst>
+          <a:lin ang="5400000" scaled="false"/>
+        </a:gradFill>
+      </a:fillStyleLst>
+      <a:lnStyleLst>
+        <a:ln w="6350" cap="flat" cmpd="sng" algn="ctr">
+          <a:solidFill>
+            <a:schemeClr val="phClr"/>
+          </a:solidFill>
+          <a:prstDash val="solid"/>
+          <a:miter lim="800000"/>
+        </a:ln>
+        <a:ln w="12700" cap="flat" cmpd="sng" algn="ctr">
+          <a:solidFill>
+            <a:schemeClr val="phClr"/>
+          </a:solidFill>
+          <a:prstDash val="solid"/>
+          <a:miter lim="800000"/>
+        </a:ln>
+        <a:ln w="19050" cap="flat" cmpd="sng" algn="ctr">
+          <a:solidFill>
+            <a:schemeClr val="phClr"/>
+          </a:solidFill>
+          <a:prstDash val="solid"/>
+          <a:miter lim="800000"/>
+        </a:ln>
+      </a:lnStyleLst>
+      <a:effectStyleLst>
+        <a:effectStyle>
+          <a:effectLst/>
+        </a:effectStyle>
+        <a:effectStyle>
+          <a:effectLst/>
+        </a:effectStyle>
+        <a:effectStyle>
+          <a:effectLst>
+            <a:outerShdw blurRad="57150" dist="19050" dir="5400000" algn="ctr" rotWithShape="false">
+              <a:srgbClr val="000000">
+                <a:alpha val="63000"/>
+              </a:srgbClr>
+            </a:outerShdw>
+          </a:effectLst>
+        </a:effectStyle>
+      </a:effectStyleLst>
+      <a:bgFillStyleLst>
+        <a:solidFill>
+          <a:schemeClr val="phClr"/>
+        </a:solidFill>
+        <a:solidFill>
+          <a:schemeClr val="phClr">
+            <a:tint val="95000"/>
+            <a:satMod val="170000"/>
+          </a:schemeClr>
+        </a:solidFill>
+        <a:gradFill rotWithShape="true">
+          <a:gsLst>
+            <a:gs pos="0">
+              <a:schemeClr val="phClr">
+                <a:tint val="93000"/>
+                <a:satMod val="150000"/>
+                <a:shade val="98000"/>
+                <a:lumMod val="102000"/>
+              </a:schemeClr>
+            </a:gs>
+            <a:gs pos="50000">
+              <a:schemeClr val="phClr">
+                <a:tint val="98000"/>
+                <a:satMod val="130000"/>
+                <a:shade val="90000"/>
+                <a:lumMod val="103000"/>
+              </a:schemeClr>
+            </a:gs>
+            <a:gs pos="100000">
+              <a:schemeClr val="phClr">
+                <a:shade val="63000"/>
+                <a:satMod val="120000"/>
+              </a:schemeClr>
+            </a:gs>
+          </a:gsLst>
+          <a:lin ang="5400000" scaled="false"/>
+        </a:gradFill>
+      </a:bgFillStyleLst>
+    </a:fmtScheme>
+  </a:themeElements>
+  <a:objectDefaults/>
+  <a:extraClrSchemeLst/>
+</a:theme>
 </file>